--- a/yang-diujikan/ipa - pembahasan.docx
+++ b/yang-diujikan/ipa - pembahasan.docx
@@ -1,6 +1,6 @@
 
 <file path=word/document.xml><?xml version="1.0" encoding="utf-8"?>
-<w:document xmlns:wpc="http://schemas.microsoft.com/office/word/2010/wordprocessingCanvas" xmlns:cx="http://schemas.microsoft.com/office/drawing/2014/chartex" xmlns:cx1="http://schemas.microsoft.com/office/drawing/2015/9/8/chartex" xmlns:mc="http://schemas.openxmlformats.org/markup-compatibility/2006" xmlns:o="urn:schemas-microsoft-com:office:office" xmlns:r="http://schemas.openxmlformats.org/officeDocument/2006/relationships" xmlns:m="http://schemas.openxmlformats.org/officeDocument/2006/math" xmlns:v="urn:schemas-microsoft-com:vml" xmlns:wp14="http://schemas.microsoft.com/office/word/2010/wordprocessingDrawing" xmlns:wp="http://schemas.openxmlformats.org/drawingml/2006/wordprocessingDrawing" xmlns:w10="urn:schemas-microsoft-com:office:word" xmlns:w="http://schemas.openxmlformats.org/wordprocessingml/2006/main" xmlns:w14="http://schemas.microsoft.com/office/word/2010/wordml" xmlns:w15="http://schemas.microsoft.com/office/word/2012/wordml" xmlns:w16se="http://schemas.microsoft.com/office/word/2015/wordml/symex" xmlns:wpg="http://schemas.microsoft.com/office/word/2010/wordprocessingGroup" xmlns:wpi="http://schemas.microsoft.com/office/word/2010/wordprocessingInk" xmlns:wne="http://schemas.microsoft.com/office/word/2006/wordml" xmlns:wps="http://schemas.microsoft.com/office/word/2010/wordprocessingShape" mc:Ignorable="w14 w15 w16se wp14">
+<w:document xmlns:wpc="http://schemas.microsoft.com/office/word/2010/wordprocessingCanvas" xmlns:cx="http://schemas.microsoft.com/office/drawing/2014/chartex" xmlns:cx1="http://schemas.microsoft.com/office/drawing/2015/9/8/chartex" xmlns:cx2="http://schemas.microsoft.com/office/drawing/2015/10/21/chartex" xmlns:cx3="http://schemas.microsoft.com/office/drawing/2016/5/9/chartex" xmlns:cx4="http://schemas.microsoft.com/office/drawing/2016/5/10/chartex" xmlns:cx5="http://schemas.microsoft.com/office/drawing/2016/5/11/chartex" xmlns:cx6="http://schemas.microsoft.com/office/drawing/2016/5/12/chartex" xmlns:cx7="http://schemas.microsoft.com/office/drawing/2016/5/13/chartex" xmlns:cx8="http://schemas.microsoft.com/office/drawing/2016/5/14/chartex" xmlns:mc="http://schemas.openxmlformats.org/markup-compatibility/2006" xmlns:aink="http://schemas.microsoft.com/office/drawing/2016/ink" xmlns:am3d="http://schemas.microsoft.com/office/drawing/2017/model3d" xmlns:o="urn:schemas-microsoft-com:office:office" xmlns:r="http://schemas.openxmlformats.org/officeDocument/2006/relationships" xmlns:m="http://schemas.openxmlformats.org/officeDocument/2006/math" xmlns:v="urn:schemas-microsoft-com:vml" xmlns:wp14="http://schemas.microsoft.com/office/word/2010/wordprocessingDrawing" xmlns:wp="http://schemas.openxmlformats.org/drawingml/2006/wordprocessingDrawing" xmlns:w10="urn:schemas-microsoft-com:office:word" xmlns:w="http://schemas.openxmlformats.org/wordprocessingml/2006/main" xmlns:w14="http://schemas.microsoft.com/office/word/2010/wordml" xmlns:w15="http://schemas.microsoft.com/office/word/2012/wordml" xmlns:w16cex="http://schemas.microsoft.com/office/word/2018/wordml/cex" xmlns:w16cid="http://schemas.microsoft.com/office/word/2016/wordml/cid" xmlns:w16="http://schemas.microsoft.com/office/word/2018/wordml" xmlns:w16se="http://schemas.microsoft.com/office/word/2015/wordml/symex" xmlns:wpg="http://schemas.microsoft.com/office/word/2010/wordprocessingGroup" xmlns:wpi="http://schemas.microsoft.com/office/word/2010/wordprocessingInk" xmlns:wne="http://schemas.microsoft.com/office/word/2006/wordml" xmlns:wps="http://schemas.microsoft.com/office/word/2010/wordprocessingShape" mc:Ignorable="w14 w15 w16se w16cid w16 w16cex wp14">
   <w:body>
     <w:p>
       <w:pPr>
@@ -34,7 +34,7 @@
         <mc:AlternateContent>
           <mc:Choice Requires="wps">
             <w:drawing>
-              <wp:anchor distT="0" distB="0" distL="114300" distR="114300" simplePos="0" relativeHeight="251795456" behindDoc="0" locked="0" layoutInCell="1" allowOverlap="1" wp14:anchorId="4EE2B4D1" wp14:editId="6A3F844C">
+              <wp:anchor distT="0" distB="0" distL="114300" distR="114300" simplePos="0" relativeHeight="251795456" behindDoc="0" locked="0" layoutInCell="1" allowOverlap="1" wp14:anchorId="2BC1B3A8" wp14:editId="41160627">
                 <wp:simplePos x="0" y="0"/>
                 <wp:positionH relativeFrom="column">
                   <wp:posOffset>4451985</wp:posOffset>
@@ -181,11 +181,11 @@
           </mc:Choice>
           <mc:Fallback>
             <w:pict>
-              <v:shapetype w14:anchorId="4EE2B4D1" id="_x0000_t202" coordsize="21600,21600" o:spt="202" path="m,l,21600r21600,l21600,xe">
+              <v:shapetype w14:anchorId="2BC1B3A8" id="_x0000_t202" coordsize="21600,21600" o:spt="202" path="m,l,21600r21600,l21600,xe">
                 <v:stroke joinstyle="miter"/>
                 <v:path gradientshapeok="t" o:connecttype="rect"/>
               </v:shapetype>
-              <v:shape id="Text Box 18" o:spid="_x0000_s1026" type="#_x0000_t202" style="position:absolute;margin-left:350.55pt;margin-top:-2.35pt;width:146.5pt;height:36pt;z-index:251795456;visibility:visible;mso-wrap-style:square;mso-width-percent:0;mso-height-percent:0;mso-wrap-distance-left:9pt;mso-wrap-distance-top:0;mso-wrap-distance-right:9pt;mso-wrap-distance-bottom:0;mso-position-horizontal:absolute;mso-position-horizontal-relative:text;mso-position-vertical:absolute;mso-position-vertical-relative:text;mso-width-percent:0;mso-height-percent:0;mso-width-relative:margin;mso-height-relative:margin;v-text-anchor:top" o:gfxdata="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" filled="f" stroked="f">
+              <v:shape id="Text Box 18" o:spid="_x0000_s1026" type="#_x0000_t202" style="position:absolute;margin-left:350.55pt;margin-top:-2.35pt;width:146.5pt;height:36pt;z-index:251795456;visibility:visible;mso-wrap-style:square;mso-width-percent:0;mso-height-percent:0;mso-wrap-distance-left:9pt;mso-wrap-distance-top:0;mso-wrap-distance-right:9pt;mso-wrap-distance-bottom:0;mso-position-horizontal:absolute;mso-position-horizontal-relative:text;mso-position-vertical:absolute;mso-position-vertical-relative:text;mso-width-percent:0;mso-height-percent:0;mso-width-relative:margin;mso-height-relative:margin;v-text-anchor:top" o:gfxdata="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" filled="f" stroked="f">
                 <v:textbox>
                   <w:txbxContent>
                     <w:tbl>
@@ -394,7 +394,7 @@
                 <w:lang w:val="en-US" w:eastAsia="en-US"/>
               </w:rPr>
               <w:drawing>
-                <wp:inline distT="0" distB="0" distL="0" distR="0" wp14:anchorId="29ED9B55" wp14:editId="1B6CD084">
+                <wp:inline distT="0" distB="0" distL="0" distR="0" wp14:anchorId="04F6E302" wp14:editId="0E6F793B">
                   <wp:extent cx="523875" cy="476250"/>
                   <wp:effectExtent l="0" t="0" r="0" b="0"/>
                   <wp:docPr id="19" name="Picture 5" descr="Description: Description: Description: Description: Description: Description: Description: Description: Description: Description: D:\DATA\Indramayu\DATA OM Yuyun\Penerbit\Buku Jadi\SM UN SMP2009\02c-Tryout-Ing Folder\Links\tut wuri handayani.tif"/>
@@ -867,8 +867,6 @@
           <w:lang w:eastAsia="en-US"/>
         </w:rPr>
       </w:pPr>
-      <w:bookmarkStart w:id="0" w:name="_GoBack"/>
-      <w:bookmarkEnd w:id="0"/>
     </w:p>
     <w:tbl>
       <w:tblPr>
@@ -1600,7 +1598,7 @@
           <w:lang w:val="en-US" w:eastAsia="en-US"/>
         </w:rPr>
         <w:drawing>
-          <wp:anchor distT="0" distB="0" distL="114300" distR="114300" simplePos="0" relativeHeight="251749376" behindDoc="1" locked="0" layoutInCell="1" allowOverlap="1" wp14:anchorId="46C22BFF" wp14:editId="221EA5E3">
+          <wp:anchor distT="0" distB="0" distL="114300" distR="114300" simplePos="0" relativeHeight="251749376" behindDoc="1" locked="0" layoutInCell="1" allowOverlap="1" wp14:anchorId="658A7412" wp14:editId="0B93B3C1">
             <wp:simplePos x="0" y="0"/>
             <wp:positionH relativeFrom="column">
               <wp:posOffset>440690</wp:posOffset>
@@ -1891,6 +1889,16 @@
           <w:lang w:val="en-US"/>
         </w:rPr>
         <w:tab/>
+      </w:r>
+      <w:r>
+        <w:rPr>
+          <w:rFonts w:ascii="Times New Roman" w:hAnsi="Times New Roman" w:cs="Times New Roman"/>
+          <w:color w:val="000000" w:themeColor="text1"/>
+          <w:sz w:val="24"/>
+          <w:szCs w:val="24"/>
+          <w:highlight w:val="yellow"/>
+          <w:lang w:val="en-US"/>
+        </w:rPr>
         <w:t xml:space="preserve">D. </w:t>
       </w:r>
       <w:r>
@@ -1899,6 +1907,7 @@
           <w:color w:val="000000" w:themeColor="text1"/>
           <w:sz w:val="24"/>
           <w:szCs w:val="24"/>
+          <w:highlight w:val="yellow"/>
         </w:rPr>
         <w:t>6</w:t>
       </w:r>
@@ -1908,6 +1917,7 @@
           <w:color w:val="000000" w:themeColor="text1"/>
           <w:sz w:val="24"/>
           <w:szCs w:val="24"/>
+          <w:highlight w:val="yellow"/>
         </w:rPr>
         <w:t>,84 m</w:t>
       </w:r>
@@ -1917,6 +1927,7 @@
           <w:color w:val="000000" w:themeColor="text1"/>
           <w:sz w:val="24"/>
           <w:szCs w:val="24"/>
+          <w:highlight w:val="yellow"/>
         </w:rPr>
         <w:t>m</w:t>
       </w:r>
@@ -2144,6 +2155,7 @@
       <w:r>
         <w:rPr>
           <w:color w:val="000000" w:themeColor="text1"/>
+          <w:highlight w:val="yellow"/>
         </w:rPr>
         <w:t>D. (3) dan (4)</w:t>
       </w:r>
@@ -2213,7 +2225,7 @@
           <w:lang w:val="en-US" w:eastAsia="en-US"/>
         </w:rPr>
         <w:drawing>
-          <wp:anchor distT="0" distB="0" distL="114300" distR="114300" simplePos="0" relativeHeight="251759616" behindDoc="1" locked="0" layoutInCell="1" allowOverlap="1" wp14:anchorId="7E05AC2C" wp14:editId="3AAAFFF5">
+          <wp:anchor distT="0" distB="0" distL="114300" distR="114300" simplePos="0" relativeHeight="251759616" behindDoc="1" locked="0" layoutInCell="1" allowOverlap="1" wp14:anchorId="3C63A517" wp14:editId="55C1431D">
             <wp:simplePos x="0" y="0"/>
             <wp:positionH relativeFrom="column">
               <wp:posOffset>554990</wp:posOffset>
@@ -2392,14 +2404,16 @@
           <w:color w:val="000000" w:themeColor="text1"/>
           <w:sz w:val="24"/>
           <w:szCs w:val="24"/>
-        </w:rPr>
-      </w:pPr>
-      <w:r>
-        <w:rPr>
-          <w:rFonts w:ascii="Times New Roman" w:hAnsi="Times New Roman" w:cs="Times New Roman"/>
-          <w:color w:val="000000" w:themeColor="text1"/>
-          <w:sz w:val="24"/>
-          <w:szCs w:val="24"/>
+          <w:highlight w:val="yellow"/>
+        </w:rPr>
+      </w:pPr>
+      <w:r>
+        <w:rPr>
+          <w:rFonts w:ascii="Times New Roman" w:hAnsi="Times New Roman" w:cs="Times New Roman"/>
+          <w:color w:val="000000" w:themeColor="text1"/>
+          <w:sz w:val="24"/>
+          <w:szCs w:val="24"/>
+          <w:highlight w:val="yellow"/>
         </w:rPr>
         <w:t>2</w:t>
       </w:r>
@@ -2409,6 +2423,7 @@
           <w:color w:val="000000" w:themeColor="text1"/>
           <w:sz w:val="24"/>
           <w:szCs w:val="24"/>
+          <w:highlight w:val="yellow"/>
         </w:rPr>
         <w:t xml:space="preserve">, </w:t>
       </w:r>
@@ -2418,6 +2433,7 @@
           <w:color w:val="000000" w:themeColor="text1"/>
           <w:sz w:val="24"/>
           <w:szCs w:val="24"/>
+          <w:highlight w:val="yellow"/>
         </w:rPr>
         <w:t>4</w:t>
       </w:r>
@@ -2427,6 +2443,7 @@
           <w:color w:val="000000" w:themeColor="text1"/>
           <w:sz w:val="24"/>
           <w:szCs w:val="24"/>
+          <w:highlight w:val="yellow"/>
         </w:rPr>
         <w:t xml:space="preserve">, dan </w:t>
       </w:r>
@@ -2436,6 +2453,7 @@
           <w:color w:val="000000" w:themeColor="text1"/>
           <w:sz w:val="24"/>
           <w:szCs w:val="24"/>
+          <w:highlight w:val="yellow"/>
         </w:rPr>
         <w:t>2</w:t>
       </w:r>
@@ -2669,6 +2687,7 @@
       <w:r>
         <w:rPr>
           <w:color w:val="000000" w:themeColor="text1"/>
+          <w:highlight w:val="yellow"/>
         </w:rPr>
         <w:t>A. evaporasi</w:t>
       </w:r>
@@ -3247,7 +3266,7 @@
         <mc:AlternateContent>
           <mc:Choice Requires="wpg">
             <w:drawing>
-              <wp:anchor distT="0" distB="0" distL="114300" distR="114300" simplePos="0" relativeHeight="251773952" behindDoc="0" locked="0" layoutInCell="1" allowOverlap="1">
+              <wp:anchor distT="0" distB="0" distL="114300" distR="114300" simplePos="0" relativeHeight="251773952" behindDoc="0" locked="0" layoutInCell="1" allowOverlap="1" wp14:anchorId="72388E9E" wp14:editId="7EC4307E">
                 <wp:simplePos x="0" y="0"/>
                 <wp:positionH relativeFrom="column">
                   <wp:posOffset>669290</wp:posOffset>
@@ -3482,7 +3501,7 @@
           </mc:Choice>
           <mc:Fallback>
             <w:pict>
-              <v:group w14:anchorId="0C30374B" id="Group 21" o:spid="_x0000_s1026" style="position:absolute;margin-left:52.7pt;margin-top:4.7pt;width:389.25pt;height:45pt;z-index:251773952;mso-width-relative:margin;mso-height-relative:margin" coordsize="50985,6286" o:gfxdata="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">
+              <v:group w14:anchorId="59180961" id="Group 21" o:spid="_x0000_s1026" style="position:absolute;margin-left:52.7pt;margin-top:4.7pt;width:389.25pt;height:45pt;z-index:251773952;mso-width-relative:margin;mso-height-relative:margin" coordsize="50985,6286" o:gfxdata="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">
                 <v:shapetype id="_x0000_t75" coordsize="21600,21600" o:spt="75" o:preferrelative="t" path="m@4@5l@4@11@9@11@9@5xe" filled="f" stroked="f">
                   <v:stroke joinstyle="miter"/>
                   <v:formulas>
@@ -3502,21 +3521,17 @@
                   <v:path o:extrusionok="f" gradientshapeok="t" o:connecttype="rect"/>
                   <o:lock v:ext="edit" aspectratio="t"/>
                 </v:shapetype>
-                <v:shape id="Picture 17" o:spid="_x0000_s1027" type="#_x0000_t75" alt="pilihan%2Bsoal%2Bzat%2Bno1" style="position:absolute;left:43556;width:7429;height:6286;visibility:visible;mso-wrap-style:square" o:gfxdata="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">
+                <v:shape id="Picture 17" o:spid="_x0000_s1027" type="#_x0000_t75" alt="pilihan%2Bsoal%2Bzat%2Bno1" style="position:absolute;left:43556;width:7429;height:6286;visibility:visible;mso-wrap-style:square" o:gfxdata="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">
                   <v:imagedata r:id="rId21" o:title="pilihan%2Bsoal%2Bzat%2Bno1" cropbottom="13423f" cropleft="50125f"/>
-                  <v:path arrowok="t"/>
                 </v:shape>
-                <v:shape id="Picture 16" o:spid="_x0000_s1028" type="#_x0000_t75" alt="pilihan%2Bsoal%2Bzat%2Bno1" style="position:absolute;left:28780;width:7144;height:6286;visibility:visible;mso-wrap-style:square" o:gfxdata="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">
+                <v:shape id="Picture 16" o:spid="_x0000_s1028" type="#_x0000_t75" alt="pilihan%2Bsoal%2Bzat%2Bno1" style="position:absolute;left:28780;width:7144;height:6286;visibility:visible;mso-wrap-style:square" o:gfxdata="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">
                   <v:imagedata r:id="rId21" o:title="pilihan%2Bsoal%2Bzat%2Bno1" cropbottom="13423f" cropleft="34136f" cropright="16564f"/>
-                  <v:path arrowok="t"/>
                 </v:shape>
-                <v:shape id="Picture 14" o:spid="_x0000_s1029" type="#_x0000_t75" alt="pilihan%2Bsoal%2Bzat%2Bno1" style="position:absolute;left:12956;width:7335;height:6286;visibility:visible;mso-wrap-style:square" o:gfxdata="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">
+                <v:shape id="Picture 14" o:spid="_x0000_s1029" type="#_x0000_t75" alt="pilihan%2Bsoal%2Bzat%2Bno1" style="position:absolute;left:12956;width:7335;height:6286;visibility:visible;mso-wrap-style:square" o:gfxdata="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">
                   <v:imagedata r:id="rId22" o:title="pilihan%2Bsoal%2Bzat%2Bno1" cropbottom="11844f" cropleft="16852f" cropright="33417f"/>
-                  <v:path arrowok="t"/>
                 </v:shape>
-                <v:shape id="Picture 28" o:spid="_x0000_s1030" type="#_x0000_t75" alt="pilihan%2Bsoal%2Bzat%2Bno1" style="position:absolute;width:7524;height:6286;visibility:visible;mso-wrap-style:square" o:gfxdata="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">
+                <v:shape id="Picture 28" o:spid="_x0000_s1030" type="#_x0000_t75" alt="pilihan%2Bsoal%2Bzat%2Bno1" style="position:absolute;width:7524;height:6286;visibility:visible;mso-wrap-style:square" o:gfxdata="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">
                   <v:imagedata r:id="rId23" o:title="pilihan%2Bsoal%2Bzat%2Bno1" cropbottom="10264f" cropright="49980f"/>
-                  <v:path arrowok="t"/>
                 </v:shape>
               </v:group>
             </w:pict>
@@ -3613,6 +3628,7 @@
           <w:color w:val="000000" w:themeColor="text1"/>
           <w:sz w:val="24"/>
           <w:szCs w:val="24"/>
+          <w:highlight w:val="yellow"/>
           <w:bdr w:val="none" w:sz="0" w:space="0" w:color="auto" w:frame="1"/>
         </w:rPr>
         <w:t>C</w:t>
@@ -3623,6 +3639,7 @@
           <w:color w:val="000000" w:themeColor="text1"/>
           <w:sz w:val="24"/>
           <w:szCs w:val="24"/>
+          <w:highlight w:val="yellow"/>
           <w:bdr w:val="none" w:sz="0" w:space="0" w:color="auto" w:frame="1"/>
           <w:lang w:val="en-US"/>
         </w:rPr>
@@ -3731,7 +3748,7 @@
           <w:lang w:val="en-US" w:eastAsia="en-US"/>
         </w:rPr>
         <w:drawing>
-          <wp:anchor distT="0" distB="0" distL="114300" distR="114300" simplePos="0" relativeHeight="251760640" behindDoc="0" locked="0" layoutInCell="1" allowOverlap="1" wp14:anchorId="17C92070" wp14:editId="19EE2263">
+          <wp:anchor distT="0" distB="0" distL="114300" distR="114300" simplePos="0" relativeHeight="251760640" behindDoc="0" locked="0" layoutInCell="1" allowOverlap="1" wp14:anchorId="47853D98" wp14:editId="5D98D8BE">
             <wp:simplePos x="0" y="0"/>
             <wp:positionH relativeFrom="column">
               <wp:posOffset>526415</wp:posOffset>
@@ -3840,6 +3857,15 @@
           <w:szCs w:val="24"/>
         </w:rPr>
         <w:br/>
+      </w:r>
+      <w:r>
+        <w:rPr>
+          <w:rFonts w:ascii="Times New Roman" w:eastAsia="Times New Roman" w:hAnsi="Times New Roman" w:cs="Times New Roman"/>
+          <w:color w:val="000000" w:themeColor="text1"/>
+          <w:sz w:val="24"/>
+          <w:szCs w:val="24"/>
+          <w:highlight w:val="yellow"/>
+        </w:rPr>
         <w:t>A. 1 dan 2</w:t>
       </w:r>
       <w:r>
@@ -3995,7 +4021,7 @@
           <w:lang w:val="en-US" w:eastAsia="en-US"/>
         </w:rPr>
         <w:drawing>
-          <wp:anchor distT="0" distB="0" distL="114300" distR="114300" simplePos="0" relativeHeight="251750400" behindDoc="0" locked="0" layoutInCell="1" allowOverlap="1" wp14:anchorId="1A3E8379" wp14:editId="6B46830F">
+          <wp:anchor distT="0" distB="0" distL="114300" distR="114300" simplePos="0" relativeHeight="251750400" behindDoc="0" locked="0" layoutInCell="1" allowOverlap="1" wp14:anchorId="4BBFD9C6" wp14:editId="1A125839">
             <wp:simplePos x="0" y="0"/>
             <wp:positionH relativeFrom="column">
               <wp:posOffset>728980</wp:posOffset>
@@ -4220,6 +4246,7 @@
           <w:color w:val="000000" w:themeColor="text1"/>
           <w:sz w:val="24"/>
           <w:szCs w:val="24"/>
+          <w:highlight w:val="yellow"/>
         </w:rPr>
         <w:t>D. 346.500 J</w:t>
       </w:r>
@@ -4249,7 +4276,7 @@
         <mc:AlternateContent>
           <mc:Choice Requires="wpg">
             <w:drawing>
-              <wp:anchor distT="0" distB="0" distL="114300" distR="114300" simplePos="0" relativeHeight="251764736" behindDoc="1" locked="0" layoutInCell="1" allowOverlap="1">
+              <wp:anchor distT="0" distB="0" distL="114300" distR="114300" simplePos="0" relativeHeight="251764736" behindDoc="1" locked="0" layoutInCell="1" allowOverlap="1" wp14:anchorId="4CCF4DA3" wp14:editId="47E23244">
                 <wp:simplePos x="0" y="0"/>
                 <wp:positionH relativeFrom="column">
                   <wp:posOffset>526415</wp:posOffset>
@@ -4433,22 +4460,18 @@
           </mc:Choice>
           <mc:Fallback>
             <w:pict>
-              <v:group w14:anchorId="76230A9B" id="Group 8" o:spid="_x0000_s1026" style="position:absolute;margin-left:41.45pt;margin-top:49.9pt;width:440.25pt;height:53.25pt;z-index:-251551744;mso-width-relative:margin" coordorigin="-190" coordsize="55911,6762" o:gfxdata="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">
-                <v:shape id="Picture 40" o:spid="_x0000_s1027" type="#_x0000_t75" alt="16-12" style="position:absolute;left:-190;top:95;width:12667;height:6667;visibility:visible;mso-wrap-style:square" o:gfxdata="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">
+              <v:group w14:anchorId="43BB57E8" id="Group 8" o:spid="_x0000_s1026" style="position:absolute;margin-left:41.45pt;margin-top:49.9pt;width:440.25pt;height:53.25pt;z-index:-251551744;mso-width-relative:margin" coordorigin="-190" coordsize="55911,6762" o:gfxdata="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">
+                <v:shape id="Picture 40" o:spid="_x0000_s1027" type="#_x0000_t75" alt="16-12" style="position:absolute;left:-190;top:95;width:12667;height:6667;visibility:visible;mso-wrap-style:square" o:gfxdata="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">
                   <v:imagedata r:id="rId29" o:title="16-12" croptop="4395f" cropbottom="47154f"/>
-                  <v:path arrowok="t"/>
                 </v:shape>
-                <v:shape id="Picture 7" o:spid="_x0000_s1028" type="#_x0000_t75" alt="16-12" style="position:absolute;left:13335;top:95;width:11906;height:5620;visibility:visible;mso-wrap-style:square" o:gfxdata="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">
+                <v:shape id="Picture 7" o:spid="_x0000_s1028" type="#_x0000_t75" alt="16-12" style="position:absolute;left:13335;top:95;width:11906;height:5620;visibility:visible;mso-wrap-style:square" o:gfxdata="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">
                   <v:imagedata r:id="rId29" o:title="16-12" croptop="22544f" cropbottom="32235f"/>
-                  <v:path arrowok="t"/>
                 </v:shape>
-                <v:shape id="Picture 4" o:spid="_x0000_s1029" type="#_x0000_t75" alt="16-12" style="position:absolute;left:27813;top:190;width:12477;height:5525;visibility:visible;mso-wrap-style:square" o:gfxdata="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">
+                <v:shape id="Picture 4" o:spid="_x0000_s1029" type="#_x0000_t75" alt="16-12" style="position:absolute;left:27813;top:190;width:12477;height:5525;visibility:visible;mso-wrap-style:square" o:gfxdata="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">
                   <v:imagedata r:id="rId29" o:title="16-12" croptop="38985f" cropbottom="15930f"/>
-                  <v:path arrowok="t"/>
                 </v:shape>
-                <v:shape id="Picture 3" o:spid="_x0000_s1030" type="#_x0000_t75" alt="16-12" style="position:absolute;left:42291;width:13430;height:6000;visibility:visible;mso-wrap-style:square" o:gfxdata="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">
+                <v:shape id="Picture 3" o:spid="_x0000_s1030" type="#_x0000_t75" alt="16-12" style="position:absolute;left:42291;width:13430;height:6000;visibility:visible;mso-wrap-style:square" o:gfxdata="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">
                   <v:imagedata r:id="rId29" o:title="16-12" croptop="55254f"/>
-                  <v:path arrowok="t"/>
                 </v:shape>
               </v:group>
             </w:pict>
@@ -4647,6 +4670,15 @@
           <w:szCs w:val="24"/>
         </w:rPr>
         <w:tab/>
+      </w:r>
+      <w:r>
+        <w:rPr>
+          <w:rFonts w:ascii="Times New Roman" w:hAnsi="Times New Roman"/>
+          <w:color w:val="000000" w:themeColor="text1"/>
+          <w:sz w:val="24"/>
+          <w:szCs w:val="24"/>
+          <w:highlight w:val="yellow"/>
+        </w:rPr>
         <w:t>C.</w:t>
       </w:r>
       <w:r>
@@ -4935,48 +4967,56 @@
       <w:r>
         <w:rPr>
           <w:color w:val="000000" w:themeColor="text1"/>
+          <w:highlight w:val="yellow"/>
         </w:rPr>
         <w:t xml:space="preserve">A. </w:t>
       </w:r>
       <w:r>
         <w:rPr>
           <w:color w:val="000000" w:themeColor="text1"/>
+          <w:highlight w:val="yellow"/>
         </w:rPr>
         <w:t>(</w:t>
       </w:r>
       <w:r>
         <w:rPr>
           <w:color w:val="000000" w:themeColor="text1"/>
+          <w:highlight w:val="yellow"/>
         </w:rPr>
         <w:t>1</w:t>
       </w:r>
       <w:r>
         <w:rPr>
           <w:color w:val="000000" w:themeColor="text1"/>
+          <w:highlight w:val="yellow"/>
         </w:rPr>
         <w:t>)</w:t>
       </w:r>
       <w:r>
         <w:rPr>
           <w:color w:val="000000" w:themeColor="text1"/>
+          <w:highlight w:val="yellow"/>
         </w:rPr>
         <w:t xml:space="preserve"> dan </w:t>
       </w:r>
       <w:r>
         <w:rPr>
           <w:color w:val="000000" w:themeColor="text1"/>
+          <w:highlight w:val="yellow"/>
         </w:rPr>
         <w:t>(</w:t>
       </w:r>
       <w:r>
         <w:rPr>
           <w:color w:val="000000" w:themeColor="text1"/>
+          <w:highlight w:val="yellow"/>
         </w:rPr>
         <w:t>2</w:t>
       </w:r>
       <w:r>
         <w:rPr>
           <w:color w:val="000000" w:themeColor="text1"/>
+          <w:highlight w:val="yellow"/>
         </w:rPr>
         <w:t>)</w:t>
       </w:r>
@@ -5230,17 +5270,26 @@
           <w:lang w:val="en-US"/>
         </w:rPr>
         <w:tab/>
+      </w:r>
+      <w:r>
+        <w:rPr>
+          <w:color w:val="000000" w:themeColor="text1"/>
+          <w:highlight w:val="yellow"/>
+          <w:lang w:val="en-US"/>
+        </w:rPr>
         <w:t xml:space="preserve">B. </w:t>
       </w:r>
       <w:r>
         <w:rPr>
           <w:color w:val="000000" w:themeColor="text1"/>
+          <w:highlight w:val="yellow"/>
         </w:rPr>
         <w:t>g</w:t>
       </w:r>
       <w:r>
         <w:rPr>
           <w:color w:val="000000" w:themeColor="text1"/>
+          <w:highlight w:val="yellow"/>
         </w:rPr>
         <w:t>aya gesekan</w:t>
       </w:r>
@@ -5342,7 +5391,7 @@
           <w:lang w:val="en-US" w:eastAsia="en-US"/>
         </w:rPr>
         <w:drawing>
-          <wp:anchor distT="0" distB="0" distL="114300" distR="114300" simplePos="0" relativeHeight="251765760" behindDoc="1" locked="0" layoutInCell="1" allowOverlap="1" wp14:anchorId="408AA5C2" wp14:editId="2205D693">
+          <wp:anchor distT="0" distB="0" distL="114300" distR="114300" simplePos="0" relativeHeight="251765760" behindDoc="1" locked="0" layoutInCell="1" allowOverlap="1" wp14:anchorId="4BAF428E" wp14:editId="1D9911FD">
             <wp:simplePos x="0" y="0"/>
             <wp:positionH relativeFrom="column">
               <wp:posOffset>250189</wp:posOffset>
@@ -5505,12 +5554,14 @@
       <w:r>
         <w:rPr>
           <w:color w:val="000000" w:themeColor="text1"/>
+          <w:highlight w:val="yellow"/>
         </w:rPr>
         <w:t>C. 5 m/s</w:t>
       </w:r>
       <w:r>
         <w:rPr>
           <w:color w:val="000000" w:themeColor="text1"/>
+          <w:highlight w:val="yellow"/>
           <w:bdr w:val="none" w:sz="0" w:space="0" w:color="auto" w:frame="1"/>
           <w:vertAlign w:val="superscript"/>
         </w:rPr>
@@ -5616,7 +5667,7 @@
         </w:rPr>
         <w:lastRenderedPageBreak/>
         <w:drawing>
-          <wp:anchor distT="0" distB="0" distL="114300" distR="114300" simplePos="0" relativeHeight="251766784" behindDoc="1" locked="0" layoutInCell="1" allowOverlap="1" wp14:anchorId="2771658F" wp14:editId="4451DFB0">
+          <wp:anchor distT="0" distB="0" distL="114300" distR="114300" simplePos="0" relativeHeight="251766784" behindDoc="1" locked="0" layoutInCell="1" allowOverlap="1" wp14:anchorId="1453C691" wp14:editId="6CF5703B">
             <wp:simplePos x="0" y="0"/>
             <wp:positionH relativeFrom="column">
               <wp:posOffset>3221990</wp:posOffset>
@@ -6009,6 +6060,7 @@
           <w:color w:val="000000" w:themeColor="text1"/>
           <w:sz w:val="24"/>
           <w:szCs w:val="24"/>
+          <w:highlight w:val="yellow"/>
           <w:lang w:val="en-US"/>
         </w:rPr>
         <w:t xml:space="preserve">D. </w:t>
@@ -6019,6 +6071,7 @@
           <w:color w:val="000000" w:themeColor="text1"/>
           <w:sz w:val="24"/>
           <w:szCs w:val="24"/>
+          <w:highlight w:val="yellow"/>
         </w:rPr>
         <w:t>160 J</w:t>
       </w:r>
@@ -6041,7 +6094,7 @@
           <w:lang w:val="en-US" w:eastAsia="en-US"/>
         </w:rPr>
         <w:drawing>
-          <wp:anchor distT="0" distB="0" distL="114300" distR="114300" simplePos="0" relativeHeight="251767808" behindDoc="1" locked="0" layoutInCell="1" allowOverlap="1" wp14:anchorId="6ADB812E" wp14:editId="01F7A6A5">
+          <wp:anchor distT="0" distB="0" distL="114300" distR="114300" simplePos="0" relativeHeight="251767808" behindDoc="1" locked="0" layoutInCell="1" allowOverlap="1" wp14:anchorId="1EDF732F" wp14:editId="7D528D57">
             <wp:simplePos x="0" y="0"/>
             <wp:positionH relativeFrom="column">
               <wp:posOffset>202565</wp:posOffset>
@@ -6302,6 +6355,7 @@
           <w:color w:val="000000" w:themeColor="text1"/>
           <w:sz w:val="24"/>
           <w:szCs w:val="24"/>
+          <w:highlight w:val="yellow"/>
           <w:lang w:eastAsia="en-US"/>
         </w:rPr>
         <w:t xml:space="preserve">A. 1, tumpu T di titik 2 dan F di titik </w:t>
@@ -6312,6 +6366,7 @@
           <w:color w:val="000000" w:themeColor="text1"/>
           <w:sz w:val="24"/>
           <w:szCs w:val="24"/>
+          <w:highlight w:val="yellow"/>
           <w:lang w:eastAsia="en-US"/>
         </w:rPr>
         <w:t>7</w:t>
@@ -6750,6 +6805,7 @@
           <w:color w:val="000000" w:themeColor="text1"/>
           <w:sz w:val="24"/>
           <w:szCs w:val="24"/>
+          <w:highlight w:val="yellow"/>
         </w:rPr>
         <w:t>B. 1 dan 4</w:t>
       </w:r>
@@ -6969,6 +7025,7 @@
           <w:color w:val="000000" w:themeColor="text1"/>
           <w:sz w:val="24"/>
           <w:szCs w:val="24"/>
+          <w:highlight w:val="yellow"/>
         </w:rPr>
         <w:t>B</w:t>
       </w:r>
@@ -6978,6 +7035,7 @@
           <w:color w:val="000000" w:themeColor="text1"/>
           <w:sz w:val="24"/>
           <w:szCs w:val="24"/>
+          <w:highlight w:val="yellow"/>
         </w:rPr>
         <w:t xml:space="preserve">. </w:t>
       </w:r>
@@ -6987,6 +7045,7 @@
           <w:color w:val="000000" w:themeColor="text1"/>
           <w:sz w:val="24"/>
           <w:szCs w:val="24"/>
+          <w:highlight w:val="yellow"/>
         </w:rPr>
         <w:t>10 m/s</w:t>
       </w:r>
@@ -7073,7 +7132,7 @@
           <w:lang w:val="en-US" w:eastAsia="en-US"/>
         </w:rPr>
         <w:drawing>
-          <wp:anchor distT="0" distB="0" distL="114300" distR="114300" simplePos="0" relativeHeight="251768832" behindDoc="0" locked="0" layoutInCell="1" allowOverlap="1" wp14:anchorId="638353ED" wp14:editId="4037A994">
+          <wp:anchor distT="0" distB="0" distL="114300" distR="114300" simplePos="0" relativeHeight="251768832" behindDoc="0" locked="0" layoutInCell="1" allowOverlap="1" wp14:anchorId="63053671" wp14:editId="5A06865C">
             <wp:simplePos x="0" y="0"/>
             <wp:positionH relativeFrom="column">
               <wp:posOffset>516890</wp:posOffset>
@@ -7336,6 +7395,7 @@
           <w:color w:val="000000" w:themeColor="text1"/>
           <w:sz w:val="24"/>
           <w:szCs w:val="24"/>
+          <w:highlight w:val="yellow"/>
         </w:rPr>
         <w:t>C. 3</w:t>
       </w:r>
@@ -7345,6 +7405,7 @@
           <w:color w:val="000000" w:themeColor="text1"/>
           <w:sz w:val="24"/>
           <w:szCs w:val="24"/>
+          <w:highlight w:val="yellow"/>
         </w:rPr>
         <w:t>.</w:t>
       </w:r>
@@ -7354,6 +7415,7 @@
           <w:color w:val="000000" w:themeColor="text1"/>
           <w:sz w:val="24"/>
           <w:szCs w:val="24"/>
+          <w:highlight w:val="yellow"/>
         </w:rPr>
         <w:t>500 m</w:t>
       </w:r>
@@ -7456,7 +7518,7 @@
         <mc:AlternateContent>
           <mc:Choice Requires="wpg">
             <w:drawing>
-              <wp:anchor distT="0" distB="0" distL="114300" distR="114300" simplePos="0" relativeHeight="251809792" behindDoc="1" locked="0" layoutInCell="1" allowOverlap="1">
+              <wp:anchor distT="0" distB="0" distL="114300" distR="114300" simplePos="0" relativeHeight="251809792" behindDoc="1" locked="0" layoutInCell="1" allowOverlap="1" wp14:anchorId="475D542F" wp14:editId="627363F7">
                 <wp:simplePos x="0" y="0"/>
                 <wp:positionH relativeFrom="column">
                   <wp:posOffset>468630</wp:posOffset>
@@ -7812,22 +7874,18 @@
           </mc:Choice>
           <mc:Fallback>
             <w:pict>
-              <v:group w14:anchorId="1801B2F8" id="Group 44" o:spid="_x0000_s1026" style="position:absolute;margin-left:36.9pt;margin-top:16.1pt;width:437.45pt;height:65.9pt;z-index:-251506688;mso-width-relative:margin" coordorigin="345" coordsize="55554,8367" o:gfxdata="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">
-                <v:shape id="Picture 45" o:spid="_x0000_s1027" type="#_x0000_t75" style="position:absolute;left:345;top:603;width:12335;height:7764;visibility:visible;mso-wrap-style:square" o:gfxdata="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">
+              <v:group w14:anchorId="76BE772A" id="Group 44" o:spid="_x0000_s1026" style="position:absolute;margin-left:36.9pt;margin-top:16.1pt;width:437.45pt;height:65.9pt;z-index:-251506688;mso-width-relative:margin" coordorigin="345" coordsize="55554,8367" o:gfxdata="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">
+                <v:shape id="Picture 45" o:spid="_x0000_s1027" type="#_x0000_t75" style="position:absolute;left:345;top:603;width:12335;height:7764;visibility:visible;mso-wrap-style:square" o:gfxdata="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">
                   <v:imagedata r:id="rId40" o:title="" croptop="5859f" cropbottom="30265f" cropleft="3905f" cropright="42835f"/>
-                  <v:path arrowok="t"/>
                 </v:shape>
-                <v:shape id="Picture 46" o:spid="_x0000_s1028" type="#_x0000_t75" style="position:absolute;left:43735;top:258;width:12164;height:7419;visibility:visible;mso-wrap-style:square" o:gfxdata="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">
+                <v:shape id="Picture 46" o:spid="_x0000_s1028" type="#_x0000_t75" style="position:absolute;left:43735;top:258;width:12164;height:7419;visibility:visible;mso-wrap-style:square" o:gfxdata="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">
                   <v:imagedata r:id="rId40" o:title="" croptop="38107f" cropleft="23120f" cropright="23936f"/>
-                  <v:path arrowok="t"/>
                 </v:shape>
-                <v:shape id="Picture 2" o:spid="_x0000_s1029" type="#_x0000_t75" style="position:absolute;left:13284;width:12336;height:7763;visibility:visible;mso-wrap-style:square" o:gfxdata="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">
+                <v:shape id="Picture 2" o:spid="_x0000_s1029" type="#_x0000_t75" style="position:absolute;left:13284;width:12336;height:7763;visibility:visible;mso-wrap-style:square" o:gfxdata="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">
                   <v:imagedata r:id="rId40" o:title="" croptop="36124f" cropleft="3905f" cropright="42835f"/>
-                  <v:path arrowok="t"/>
                 </v:shape>
-                <v:shape id="Picture 5" o:spid="_x0000_s1030" type="#_x0000_t75" style="position:absolute;left:28898;top:258;width:12767;height:8023;visibility:visible;mso-wrap-style:square" o:gfxdata="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">
+                <v:shape id="Picture 5" o:spid="_x0000_s1030" type="#_x0000_t75" style="position:absolute;left:28898;top:258;width:12767;height:8023;visibility:visible;mso-wrap-style:square" o:gfxdata="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">
                   <v:imagedata r:id="rId40" o:title="" croptop="5859f" cropbottom="30024f" cropleft="23120f" cropright="23936f"/>
-                  <v:path arrowok="t"/>
                 </v:shape>
                 <v:oval id="Oval 9" o:spid="_x0000_s1031" style="position:absolute;left:44167;top:1293;width:1460;height:1378;visibility:visible;mso-wrap-style:square;v-text-anchor:middle" o:gfxdata="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" fillcolor="white [3212]" strokecolor="white [3212]" strokeweight="2pt"/>
                 <v:oval id="Oval 11" o:spid="_x0000_s1032" style="position:absolute;left:29502;top:1293;width:1460;height:1378;visibility:visible;mso-wrap-style:square;v-text-anchor:middle" o:gfxdata="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" fillcolor="white [3212]" strokecolor="white [3212]" strokeweight="2pt"/>
@@ -7950,7 +8008,27 @@
           <w:lang w:val="en-US"/>
         </w:rPr>
         <w:tab/>
-        <w:t xml:space="preserve">C. </w:t>
+      </w:r>
+      <w:r>
+        <w:rPr>
+          <w:rFonts w:ascii="Times New Roman" w:hAnsi="Times New Roman"/>
+          <w:color w:val="000000" w:themeColor="text1"/>
+          <w:sz w:val="24"/>
+          <w:szCs w:val="24"/>
+          <w:highlight w:val="yellow"/>
+          <w:lang w:val="en-US"/>
+        </w:rPr>
+        <w:t>C.</w:t>
+      </w:r>
+      <w:r>
+        <w:rPr>
+          <w:rFonts w:ascii="Times New Roman" w:hAnsi="Times New Roman"/>
+          <w:color w:val="000000" w:themeColor="text1"/>
+          <w:sz w:val="24"/>
+          <w:szCs w:val="24"/>
+          <w:lang w:val="en-US"/>
+        </w:rPr>
+        <w:t xml:space="preserve"> </w:t>
       </w:r>
       <w:r>
         <w:rPr>
@@ -8048,7 +8126,7 @@
           <w:lang w:val="en-US" w:eastAsia="en-US"/>
         </w:rPr>
         <w:drawing>
-          <wp:anchor distT="0" distB="0" distL="114300" distR="114300" simplePos="0" relativeHeight="251769856" behindDoc="0" locked="0" layoutInCell="1" allowOverlap="1" wp14:anchorId="33901370" wp14:editId="3946705A">
+          <wp:anchor distT="0" distB="0" distL="114300" distR="114300" simplePos="0" relativeHeight="251769856" behindDoc="0" locked="0" layoutInCell="1" allowOverlap="1" wp14:anchorId="7FCEF336" wp14:editId="415561D1">
             <wp:simplePos x="0" y="0"/>
             <wp:positionH relativeFrom="column">
               <wp:posOffset>469265</wp:posOffset>
@@ -8173,6 +8251,7 @@
           <w:color w:val="000000" w:themeColor="text1"/>
           <w:sz w:val="24"/>
           <w:szCs w:val="24"/>
+          <w:highlight w:val="yellow"/>
         </w:rPr>
         <w:t>4 F</w:t>
       </w:r>
@@ -8420,7 +8499,7 @@
           <w:lang w:val="en-US" w:eastAsia="en-US"/>
         </w:rPr>
         <w:drawing>
-          <wp:anchor distT="0" distB="0" distL="114300" distR="114300" simplePos="0" relativeHeight="251758592" behindDoc="1" locked="0" layoutInCell="1" allowOverlap="1" wp14:anchorId="21001D15" wp14:editId="1C6870DE">
+          <wp:anchor distT="0" distB="0" distL="114300" distR="114300" simplePos="0" relativeHeight="251758592" behindDoc="1" locked="0" layoutInCell="1" allowOverlap="1" wp14:anchorId="03966ADE" wp14:editId="3C8E7541">
             <wp:simplePos x="0" y="0"/>
             <wp:positionH relativeFrom="column">
               <wp:posOffset>297815</wp:posOffset>
@@ -8585,14 +8664,16 @@
           <w:color w:val="000000" w:themeColor="text1"/>
           <w:sz w:val="24"/>
           <w:szCs w:val="24"/>
-        </w:rPr>
-      </w:pPr>
-      <w:r>
-        <w:rPr>
-          <w:rFonts w:ascii="Times New Roman" w:hAnsi="Times New Roman" w:cs="Times New Roman"/>
-          <w:color w:val="000000" w:themeColor="text1"/>
-          <w:sz w:val="24"/>
-          <w:szCs w:val="24"/>
+          <w:highlight w:val="yellow"/>
+        </w:rPr>
+      </w:pPr>
+      <w:r>
+        <w:rPr>
+          <w:rFonts w:ascii="Times New Roman" w:hAnsi="Times New Roman" w:cs="Times New Roman"/>
+          <w:color w:val="000000" w:themeColor="text1"/>
+          <w:sz w:val="24"/>
+          <w:szCs w:val="24"/>
+          <w:highlight w:val="yellow"/>
         </w:rPr>
         <w:t>2 A</w:t>
       </w:r>
@@ -8776,8 +8857,18 @@
           <w:color w:val="000000" w:themeColor="text1"/>
           <w:sz w:val="24"/>
           <w:szCs w:val="24"/>
-        </w:rPr>
-        <w:t xml:space="preserve">75 mA        </w:t>
+          <w:highlight w:val="yellow"/>
+        </w:rPr>
+        <w:t>75 mA</w:t>
+      </w:r>
+      <w:r>
+        <w:rPr>
+          <w:rFonts w:ascii="Times New Roman" w:hAnsi="Times New Roman" w:cs="Times New Roman"/>
+          <w:color w:val="000000" w:themeColor="text1"/>
+          <w:sz w:val="24"/>
+          <w:szCs w:val="24"/>
+        </w:rPr>
+        <w:t xml:space="preserve">        </w:t>
       </w:r>
       <w:r>
         <w:rPr>
@@ -8890,7 +8981,26 @@
           <w:sz w:val="24"/>
           <w:szCs w:val="24"/>
         </w:rPr>
-        <w:t xml:space="preserve">A. tumbuh           </w:t>
+        <w:t xml:space="preserve">A. </w:t>
+      </w:r>
+      <w:r>
+        <w:rPr>
+          <w:rFonts w:ascii="Times New Roman" w:hAnsi="Times New Roman" w:cs="Times New Roman"/>
+          <w:color w:val="000000" w:themeColor="text1"/>
+          <w:sz w:val="24"/>
+          <w:szCs w:val="24"/>
+          <w:highlight w:val="yellow"/>
+        </w:rPr>
+        <w:t>tumbuh</w:t>
+      </w:r>
+      <w:r>
+        <w:rPr>
+          <w:rFonts w:ascii="Times New Roman" w:hAnsi="Times New Roman" w:cs="Times New Roman"/>
+          <w:color w:val="000000" w:themeColor="text1"/>
+          <w:sz w:val="24"/>
+          <w:szCs w:val="24"/>
+        </w:rPr>
+        <w:t xml:space="preserve">           </w:t>
       </w:r>
       <w:r>
         <w:rPr>
@@ -9482,6 +9592,15 @@
           <w:szCs w:val="24"/>
         </w:rPr>
         <w:tab/>
+      </w:r>
+      <w:r>
+        <w:rPr>
+          <w:rFonts w:ascii="Times New Roman" w:hAnsi="Times New Roman" w:cs="Times New Roman"/>
+          <w:color w:val="000000" w:themeColor="text1"/>
+          <w:sz w:val="24"/>
+          <w:szCs w:val="24"/>
+          <w:highlight w:val="yellow"/>
+        </w:rPr>
         <w:t>B. 1, 5, 7</w:t>
       </w:r>
       <w:r>
@@ -9530,7 +9649,7 @@
         <mc:AlternateContent>
           <mc:Choice Requires="wpg">
             <w:drawing>
-              <wp:anchor distT="0" distB="0" distL="114300" distR="114300" simplePos="0" relativeHeight="251791360" behindDoc="1" locked="0" layoutInCell="1" allowOverlap="1" wp14:anchorId="020C4403" wp14:editId="2B99C6B6">
+              <wp:anchor distT="0" distB="0" distL="114300" distR="114300" simplePos="0" relativeHeight="251791360" behindDoc="1" locked="0" layoutInCell="1" allowOverlap="1" wp14:anchorId="403517B4" wp14:editId="4FDB2D1B">
                 <wp:simplePos x="0" y="0"/>
                 <wp:positionH relativeFrom="column">
                   <wp:posOffset>451485</wp:posOffset>
@@ -9650,10 +9769,9 @@
           </mc:Choice>
           <mc:Fallback>
             <w:pict>
-              <v:group w14:anchorId="1ACF9113" id="Group 36" o:spid="_x0000_s1026" style="position:absolute;margin-left:35.55pt;margin-top:15.55pt;width:177.95pt;height:115.45pt;z-index:-251525120;mso-width-relative:margin;mso-height-relative:margin" coordsize="29959,19596" o:gfxdata="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">
-                <v:shape id="Picture 37" o:spid="_x0000_s1027" type="#_x0000_t75" style="position:absolute;width:29959;height:19596;visibility:visible;mso-wrap-style:square" o:gfxdata="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">
+              <v:group w14:anchorId="00729846" id="Group 36" o:spid="_x0000_s1026" style="position:absolute;margin-left:35.55pt;margin-top:15.55pt;width:177.95pt;height:115.45pt;z-index:-251525120;mso-width-relative:margin;mso-height-relative:margin" coordsize="29959,19596" o:gfxdata="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">
+                <v:shape id="Picture 37" o:spid="_x0000_s1027" type="#_x0000_t75" style="position:absolute;width:29959;height:19596;visibility:visible;mso-wrap-style:square" o:gfxdata="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">
                   <v:imagedata r:id="rId47" o:title=""/>
-                  <v:path arrowok="t"/>
                 </v:shape>
                 <v:oval id="Oval 38" o:spid="_x0000_s1028" style="position:absolute;left:531;top:13503;width:2020;height:2126;visibility:visible;mso-wrap-style:square;v-text-anchor:middle" o:gfxdata="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" fillcolor="white [3212]" strokecolor="black [3213]" strokeweight="1.5pt"/>
               </v:group>
@@ -9759,6 +9877,7 @@
           <w:position w:val="-1"/>
           <w:sz w:val="24"/>
           <w:szCs w:val="24"/>
+          <w:highlight w:val="yellow"/>
         </w:rPr>
       </w:pPr>
       <w:r>
@@ -9768,6 +9887,7 @@
           <w:position w:val="-1"/>
           <w:sz w:val="24"/>
           <w:szCs w:val="24"/>
+          <w:highlight w:val="yellow"/>
         </w:rPr>
         <w:t>1</w:t>
       </w:r>
@@ -10228,6 +10348,7 @@
           <w:color w:val="000000" w:themeColor="text1"/>
           <w:sz w:val="24"/>
           <w:szCs w:val="24"/>
+          <w:highlight w:val="yellow"/>
         </w:rPr>
         <w:t>B. 1), 2) dan 4)</w:t>
       </w:r>
@@ -10570,6 +10691,7 @@
           <w:color w:val="000000" w:themeColor="text1"/>
           <w:sz w:val="24"/>
           <w:szCs w:val="24"/>
+          <w:highlight w:val="yellow"/>
         </w:rPr>
         <w:t>B 2</w:t>
       </w:r>
@@ -10658,7 +10780,7 @@
           <w:lang w:val="en-US" w:eastAsia="en-US"/>
         </w:rPr>
         <w:drawing>
-          <wp:anchor distT="0" distB="0" distL="114300" distR="114300" simplePos="0" relativeHeight="251810816" behindDoc="1" locked="0" layoutInCell="1" allowOverlap="1" wp14:anchorId="18A69457" wp14:editId="499596F6">
+          <wp:anchor distT="0" distB="0" distL="114300" distR="114300" simplePos="0" relativeHeight="251810816" behindDoc="1" locked="0" layoutInCell="1" allowOverlap="1" wp14:anchorId="265E410C" wp14:editId="08F233D7">
             <wp:simplePos x="0" y="0"/>
             <wp:positionH relativeFrom="column">
               <wp:posOffset>286756</wp:posOffset>
@@ -10840,14 +10962,16 @@
           <w:color w:val="000000" w:themeColor="text1"/>
           <w:sz w:val="24"/>
           <w:szCs w:val="24"/>
-        </w:rPr>
-      </w:pPr>
-      <w:r>
-        <w:rPr>
-          <w:rFonts w:ascii="Times New Roman" w:hAnsi="Times New Roman" w:cs="Times New Roman"/>
-          <w:color w:val="000000" w:themeColor="text1"/>
-          <w:sz w:val="24"/>
-          <w:szCs w:val="24"/>
+          <w:highlight w:val="yellow"/>
+        </w:rPr>
+      </w:pPr>
+      <w:r>
+        <w:rPr>
+          <w:rFonts w:ascii="Times New Roman" w:hAnsi="Times New Roman" w:cs="Times New Roman"/>
+          <w:color w:val="000000" w:themeColor="text1"/>
+          <w:sz w:val="24"/>
+          <w:szCs w:val="24"/>
+          <w:highlight w:val="yellow"/>
         </w:rPr>
         <w:t>memperbaiki instalasi pembuangan limbah/ cerobong asap</w:t>
       </w:r>
@@ -11644,6 +11768,7 @@
           <w:color w:val="000000" w:themeColor="text1"/>
           <w:sz w:val="24"/>
           <w:szCs w:val="24"/>
+          <w:highlight w:val="yellow"/>
         </w:rPr>
         <w:t>B. 1 dan 3</w:t>
       </w:r>
@@ -11928,6 +12053,7 @@
           <w:color w:val="000000" w:themeColor="text1"/>
           <w:sz w:val="24"/>
           <w:szCs w:val="24"/>
+          <w:highlight w:val="yellow"/>
         </w:rPr>
         <w:t>C. 2</w:t>
       </w:r>
@@ -11937,6 +12063,7 @@
           <w:color w:val="000000" w:themeColor="text1"/>
           <w:sz w:val="24"/>
           <w:szCs w:val="24"/>
+          <w:highlight w:val="yellow"/>
         </w:rPr>
         <w:t>-</w:t>
       </w:r>
@@ -11946,6 +12073,7 @@
           <w:color w:val="000000" w:themeColor="text1"/>
           <w:sz w:val="24"/>
           <w:szCs w:val="24"/>
+          <w:highlight w:val="yellow"/>
         </w:rPr>
         <w:t>4</w:t>
       </w:r>
@@ -11955,6 +12083,7 @@
           <w:color w:val="000000" w:themeColor="text1"/>
           <w:sz w:val="24"/>
           <w:szCs w:val="24"/>
+          <w:highlight w:val="yellow"/>
         </w:rPr>
         <w:t>-</w:t>
       </w:r>
@@ -11964,6 +12093,7 @@
           <w:color w:val="000000" w:themeColor="text1"/>
           <w:sz w:val="24"/>
           <w:szCs w:val="24"/>
+          <w:highlight w:val="yellow"/>
         </w:rPr>
         <w:t>3</w:t>
       </w:r>
@@ -11973,6 +12103,7 @@
           <w:color w:val="000000" w:themeColor="text1"/>
           <w:sz w:val="24"/>
           <w:szCs w:val="24"/>
+          <w:highlight w:val="yellow"/>
         </w:rPr>
         <w:t>-</w:t>
       </w:r>
@@ -11982,6 +12113,7 @@
           <w:color w:val="000000" w:themeColor="text1"/>
           <w:sz w:val="24"/>
           <w:szCs w:val="24"/>
+          <w:highlight w:val="yellow"/>
         </w:rPr>
         <w:t>5</w:t>
       </w:r>
@@ -11991,6 +12123,7 @@
           <w:color w:val="000000" w:themeColor="text1"/>
           <w:sz w:val="24"/>
           <w:szCs w:val="24"/>
+          <w:highlight w:val="yellow"/>
         </w:rPr>
         <w:t>-</w:t>
       </w:r>
@@ -12000,6 +12133,7 @@
           <w:color w:val="000000" w:themeColor="text1"/>
           <w:sz w:val="24"/>
           <w:szCs w:val="24"/>
+          <w:highlight w:val="yellow"/>
         </w:rPr>
         <w:t>1</w:t>
       </w:r>
@@ -12180,6 +12314,7 @@
           <w:color w:val="000000" w:themeColor="text1"/>
           <w:sz w:val="24"/>
           <w:szCs w:val="24"/>
+          <w:highlight w:val="yellow"/>
         </w:rPr>
         <w:t>dinding sel</w:t>
       </w:r>
@@ -12637,14 +12772,16 @@
           <w:color w:val="000000" w:themeColor="text1"/>
           <w:sz w:val="24"/>
           <w:szCs w:val="24"/>
-        </w:rPr>
-      </w:pPr>
-      <w:r>
-        <w:rPr>
-          <w:rFonts w:ascii="Times New Roman" w:hAnsi="Times New Roman" w:cs="Times New Roman"/>
-          <w:color w:val="000000" w:themeColor="text1"/>
-          <w:sz w:val="24"/>
-          <w:szCs w:val="24"/>
+          <w:highlight w:val="yellow"/>
+        </w:rPr>
+      </w:pPr>
+      <w:r>
+        <w:rPr>
+          <w:rFonts w:ascii="Times New Roman" w:hAnsi="Times New Roman" w:cs="Times New Roman"/>
+          <w:color w:val="000000" w:themeColor="text1"/>
+          <w:sz w:val="24"/>
+          <w:szCs w:val="24"/>
+          <w:highlight w:val="yellow"/>
         </w:rPr>
         <w:t>Daun yang tidak tertutup terjadi fotosintesis</w:t>
       </w:r>
@@ -12654,6 +12791,7 @@
           <w:color w:val="000000" w:themeColor="text1"/>
           <w:sz w:val="24"/>
           <w:szCs w:val="24"/>
+          <w:highlight w:val="yellow"/>
         </w:rPr>
         <w:t>.</w:t>
       </w:r>
@@ -12793,6 +12931,15 @@
           <w:szCs w:val="24"/>
         </w:rPr>
         <w:tab/>
+      </w:r>
+      <w:r>
+        <w:rPr>
+          <w:rFonts w:ascii="Times New Roman" w:hAnsi="Times New Roman" w:cs="Times New Roman"/>
+          <w:color w:val="000000" w:themeColor="text1"/>
+          <w:sz w:val="24"/>
+          <w:szCs w:val="24"/>
+          <w:highlight w:val="yellow"/>
+        </w:rPr>
         <w:t>C. kifosis</w:t>
       </w:r>
       <w:r>
@@ -13498,6 +13645,7 @@
           <w:color w:val="000000" w:themeColor="text1"/>
           <w:sz w:val="24"/>
           <w:szCs w:val="24"/>
+          <w:highlight w:val="yellow"/>
         </w:rPr>
         <w:t>K dan L</w:t>
       </w:r>
@@ -13573,7 +13721,7 @@
           <w:lang w:val="en-US" w:eastAsia="en-US"/>
         </w:rPr>
         <w:drawing>
-          <wp:anchor distT="0" distB="0" distL="114300" distR="114300" simplePos="0" relativeHeight="251792384" behindDoc="1" locked="0" layoutInCell="1" allowOverlap="1" wp14:anchorId="4F311C91" wp14:editId="2A21D3B3">
+          <wp:anchor distT="0" distB="0" distL="114300" distR="114300" simplePos="0" relativeHeight="251792384" behindDoc="1" locked="0" layoutInCell="1" allowOverlap="1" wp14:anchorId="4EBB87B6" wp14:editId="0B522B56">
             <wp:simplePos x="0" y="0"/>
             <wp:positionH relativeFrom="column">
               <wp:posOffset>266065</wp:posOffset>
@@ -13692,6 +13840,7 @@
           <w:color w:val="000000" w:themeColor="text1"/>
           <w:sz w:val="24"/>
           <w:szCs w:val="24"/>
+          <w:highlight w:val="yellow"/>
         </w:rPr>
         <w:t>v</w:t>
       </w:r>
@@ -13701,6 +13850,7 @@
           <w:color w:val="000000" w:themeColor="text1"/>
           <w:sz w:val="24"/>
           <w:szCs w:val="24"/>
+          <w:highlight w:val="yellow"/>
         </w:rPr>
         <w:t>olume rongga dada pada saat inspirasi lebih besar dibandingkan pada saat ekspirasi</w:t>
       </w:r>
@@ -13873,7 +14023,7 @@
           <w:lang w:val="en-US" w:eastAsia="en-US"/>
         </w:rPr>
         <w:drawing>
-          <wp:anchor distT="0" distB="0" distL="114300" distR="114300" simplePos="0" relativeHeight="251793408" behindDoc="1" locked="0" layoutInCell="1" allowOverlap="1" wp14:anchorId="14448660" wp14:editId="23E3D2BD">
+          <wp:anchor distT="0" distB="0" distL="114300" distR="114300" simplePos="0" relativeHeight="251793408" behindDoc="1" locked="0" layoutInCell="1" allowOverlap="1" wp14:anchorId="6A552A07" wp14:editId="603A39B0">
             <wp:simplePos x="0" y="0"/>
             <wp:positionH relativeFrom="column">
               <wp:posOffset>326390</wp:posOffset>
@@ -14050,14 +14200,16 @@
           <w:color w:val="000000" w:themeColor="text1"/>
           <w:sz w:val="24"/>
           <w:szCs w:val="24"/>
-        </w:rPr>
-      </w:pPr>
-      <w:r>
-        <w:rPr>
-          <w:rFonts w:ascii="Times New Roman" w:hAnsi="Times New Roman" w:cs="Times New Roman"/>
-          <w:color w:val="000000" w:themeColor="text1"/>
-          <w:sz w:val="24"/>
-          <w:szCs w:val="24"/>
+          <w:highlight w:val="yellow"/>
+        </w:rPr>
+      </w:pPr>
+      <w:r>
+        <w:rPr>
+          <w:rFonts w:ascii="Times New Roman" w:hAnsi="Times New Roman" w:cs="Times New Roman"/>
+          <w:color w:val="000000" w:themeColor="text1"/>
+          <w:sz w:val="24"/>
+          <w:szCs w:val="24"/>
+          <w:highlight w:val="yellow"/>
         </w:rPr>
         <w:t>G</w:t>
       </w:r>
@@ -14067,6 +14219,7 @@
           <w:color w:val="000000" w:themeColor="text1"/>
           <w:sz w:val="24"/>
           <w:szCs w:val="24"/>
+          <w:highlight w:val="yellow"/>
         </w:rPr>
         <w:t>injal</w:t>
       </w:r>
@@ -14295,9 +14448,12 @@
           <w:color w:val="000000" w:themeColor="text1"/>
           <w:sz w:val="24"/>
           <w:szCs w:val="24"/>
+          <w:highlight w:val="yellow"/>
         </w:rPr>
         <w:t>C. menjauhi gaya hidup yang menganut seks bebas</w:t>
       </w:r>
+      <w:bookmarkStart w:id="0" w:name="_GoBack"/>
+      <w:bookmarkEnd w:id="0"/>
       <w:r>
         <w:rPr>
           <w:rFonts w:ascii="Times New Roman" w:eastAsia="Times New Roman" w:hAnsi="Times New Roman" w:cstheme="minorHAnsi"/>
@@ -14470,7 +14626,6 @@
           <w:szCs w:val="24"/>
           <w:bdr w:val="none" w:sz="0" w:space="0" w:color="auto" w:frame="1"/>
           <w:shd w:val="clear" w:color="auto" w:fill="FFFFFF"/>
-          <w:lang w:val="en-US"/>
         </w:rPr>
         <w:tab/>
       </w:r>
@@ -14850,7 +15005,7 @@
           <w:lang w:val="en-US" w:eastAsia="en-US"/>
         </w:rPr>
         <w:drawing>
-          <wp:anchor distT="0" distB="0" distL="114300" distR="114300" simplePos="0" relativeHeight="251788288" behindDoc="0" locked="0" layoutInCell="1" allowOverlap="1" wp14:anchorId="363FAF54" wp14:editId="4435F618">
+          <wp:anchor distT="0" distB="0" distL="114300" distR="114300" simplePos="0" relativeHeight="251788288" behindDoc="0" locked="0" layoutInCell="1" allowOverlap="1" wp14:anchorId="34C40B66" wp14:editId="5FF62890">
             <wp:simplePos x="0" y="0"/>
             <wp:positionH relativeFrom="column">
               <wp:posOffset>4053840</wp:posOffset>
@@ -14924,7 +15079,7 @@
           <w:lang w:val="en-US" w:eastAsia="en-US"/>
         </w:rPr>
         <w:drawing>
-          <wp:anchor distT="0" distB="0" distL="114300" distR="114300" simplePos="0" relativeHeight="251780096" behindDoc="0" locked="0" layoutInCell="1" allowOverlap="1" wp14:anchorId="33C21C0A" wp14:editId="38BA6D58">
+          <wp:anchor distT="0" distB="0" distL="114300" distR="114300" simplePos="0" relativeHeight="251780096" behindDoc="0" locked="0" layoutInCell="1" allowOverlap="1" wp14:anchorId="017EF45B" wp14:editId="7E710AF1">
             <wp:simplePos x="0" y="0"/>
             <wp:positionH relativeFrom="column">
               <wp:posOffset>497205</wp:posOffset>
@@ -14998,7 +15153,7 @@
           <w:lang w:val="en-US" w:eastAsia="en-US"/>
         </w:rPr>
         <w:drawing>
-          <wp:anchor distT="0" distB="0" distL="114300" distR="114300" simplePos="0" relativeHeight="251784192" behindDoc="0" locked="0" layoutInCell="1" allowOverlap="1" wp14:anchorId="71089C52" wp14:editId="7261FA09">
+          <wp:anchor distT="0" distB="0" distL="114300" distR="114300" simplePos="0" relativeHeight="251784192" behindDoc="0" locked="0" layoutInCell="1" allowOverlap="1" wp14:anchorId="51BDAF1F" wp14:editId="74F4091B">
             <wp:simplePos x="0" y="0"/>
             <wp:positionH relativeFrom="column">
               <wp:posOffset>2087880</wp:posOffset>
@@ -15113,7 +15268,7 @@
         <mc:AlternateContent>
           <mc:Choice Requires="wps">
             <w:drawing>
-              <wp:anchor distT="0" distB="0" distL="114300" distR="114300" simplePos="0" relativeHeight="251781120" behindDoc="0" locked="0" layoutInCell="1" allowOverlap="1" wp14:anchorId="2067D84B" wp14:editId="4AE17921">
+              <wp:anchor distT="0" distB="0" distL="114300" distR="114300" simplePos="0" relativeHeight="251781120" behindDoc="0" locked="0" layoutInCell="1" allowOverlap="1" wp14:anchorId="510E50A3" wp14:editId="2D38528F">
                 <wp:simplePos x="0" y="0"/>
                 <wp:positionH relativeFrom="column">
                   <wp:posOffset>621030</wp:posOffset>
@@ -15203,7 +15358,7 @@
           </mc:Choice>
           <mc:Fallback>
             <w:pict>
-              <v:rect w14:anchorId="2067D84B" id="Rectangle 23" o:spid="_x0000_s1027" style="position:absolute;left:0;text-align:left;margin-left:48.9pt;margin-top:13.55pt;width:67.8pt;height:21.75pt;z-index:251781120;visibility:visible;mso-wrap-style:square;mso-width-percent:0;mso-height-percent:0;mso-wrap-distance-left:9pt;mso-wrap-distance-top:0;mso-wrap-distance-right:9pt;mso-wrap-distance-bottom:0;mso-position-horizontal:absolute;mso-position-horizontal-relative:text;mso-position-vertical:absolute;mso-position-vertical-relative:text;mso-width-percent:0;mso-height-percent:0;mso-width-relative:margin;mso-height-relative:margin;v-text-anchor:middle" o:gfxdata="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" filled="f" stroked="f" strokeweight="2pt">
+              <v:rect w14:anchorId="510E50A3" id="Rectangle 23" o:spid="_x0000_s1027" style="position:absolute;left:0;text-align:left;margin-left:48.9pt;margin-top:13.55pt;width:67.8pt;height:21.75pt;z-index:251781120;visibility:visible;mso-wrap-style:square;mso-width-percent:0;mso-height-percent:0;mso-wrap-distance-left:9pt;mso-wrap-distance-top:0;mso-wrap-distance-right:9pt;mso-wrap-distance-bottom:0;mso-position-horizontal:absolute;mso-position-horizontal-relative:text;mso-position-vertical:absolute;mso-position-vertical-relative:text;mso-width-percent:0;mso-height-percent:0;mso-width-relative:margin;mso-height-relative:margin;v-text-anchor:middle" o:gfxdata="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" filled="f" stroked="f" strokeweight="2pt">
                 <v:textbox>
                   <w:txbxContent>
                     <w:p>
@@ -15245,7 +15400,7 @@
         <mc:AlternateContent>
           <mc:Choice Requires="wps">
             <w:drawing>
-              <wp:anchor distT="0" distB="0" distL="114300" distR="114300" simplePos="0" relativeHeight="251785216" behindDoc="0" locked="0" layoutInCell="1" allowOverlap="1" wp14:anchorId="730525F8" wp14:editId="278E7D40">
+              <wp:anchor distT="0" distB="0" distL="114300" distR="114300" simplePos="0" relativeHeight="251785216" behindDoc="0" locked="0" layoutInCell="1" allowOverlap="1" wp14:anchorId="64C40D84" wp14:editId="50476B6D">
                 <wp:simplePos x="0" y="0"/>
                 <wp:positionH relativeFrom="column">
                   <wp:posOffset>2091690</wp:posOffset>
@@ -15335,7 +15490,7 @@
           </mc:Choice>
           <mc:Fallback>
             <w:pict>
-              <v:rect w14:anchorId="730525F8" id="Rectangle 24" o:spid="_x0000_s1028" style="position:absolute;left:0;text-align:left;margin-left:164.7pt;margin-top:10.4pt;width:67.8pt;height:21.75pt;z-index:251785216;visibility:visible;mso-wrap-style:square;mso-width-percent:0;mso-height-percent:0;mso-wrap-distance-left:9pt;mso-wrap-distance-top:0;mso-wrap-distance-right:9pt;mso-wrap-distance-bottom:0;mso-position-horizontal:absolute;mso-position-horizontal-relative:text;mso-position-vertical:absolute;mso-position-vertical-relative:text;mso-width-percent:0;mso-height-percent:0;mso-width-relative:margin;mso-height-relative:margin;v-text-anchor:middle" o:gfxdata="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" filled="f" stroked="f" strokeweight="2pt">
+              <v:rect w14:anchorId="64C40D84" id="Rectangle 24" o:spid="_x0000_s1028" style="position:absolute;left:0;text-align:left;margin-left:164.7pt;margin-top:10.4pt;width:67.8pt;height:21.75pt;z-index:251785216;visibility:visible;mso-wrap-style:square;mso-width-percent:0;mso-height-percent:0;mso-wrap-distance-left:9pt;mso-wrap-distance-top:0;mso-wrap-distance-right:9pt;mso-wrap-distance-bottom:0;mso-position-horizontal:absolute;mso-position-horizontal-relative:text;mso-position-vertical:absolute;mso-position-vertical-relative:text;mso-width-percent:0;mso-height-percent:0;mso-width-relative:margin;mso-height-relative:margin;v-text-anchor:middle" o:gfxdata="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" filled="f" stroked="f" strokeweight="2pt">
                 <v:textbox>
                   <w:txbxContent>
                     <w:p>
@@ -15389,7 +15544,7 @@
         <mc:AlternateContent>
           <mc:Choice Requires="wps">
             <w:drawing>
-              <wp:anchor distT="0" distB="0" distL="114300" distR="114300" simplePos="0" relativeHeight="251789312" behindDoc="0" locked="0" layoutInCell="1" allowOverlap="1" wp14:anchorId="6C57D33F" wp14:editId="004FF82C">
+              <wp:anchor distT="0" distB="0" distL="114300" distR="114300" simplePos="0" relativeHeight="251789312" behindDoc="0" locked="0" layoutInCell="1" allowOverlap="1" wp14:anchorId="5EF112B5" wp14:editId="616788FC">
                 <wp:simplePos x="0" y="0"/>
                 <wp:positionH relativeFrom="column">
                   <wp:posOffset>4187825</wp:posOffset>
@@ -15476,7 +15631,7 @@
           </mc:Choice>
           <mc:Fallback>
             <w:pict>
-              <v:rect w14:anchorId="6C57D33F" id="Rectangle 25" o:spid="_x0000_s1029" style="position:absolute;left:0;text-align:left;margin-left:329.75pt;margin-top:2.75pt;width:82.85pt;height:21.75pt;z-index:251789312;visibility:visible;mso-wrap-style:square;mso-height-percent:0;mso-wrap-distance-left:9pt;mso-wrap-distance-top:0;mso-wrap-distance-right:9pt;mso-wrap-distance-bottom:0;mso-position-horizontal:absolute;mso-position-horizontal-relative:text;mso-position-vertical:absolute;mso-position-vertical-relative:text;mso-height-percent:0;mso-height-relative:margin;v-text-anchor:middle" o:gfxdata="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" filled="f" stroked="f" strokeweight="2pt">
+              <v:rect w14:anchorId="5EF112B5" id="Rectangle 25" o:spid="_x0000_s1029" style="position:absolute;left:0;text-align:left;margin-left:329.75pt;margin-top:2.75pt;width:82.85pt;height:21.75pt;z-index:251789312;visibility:visible;mso-wrap-style:square;mso-height-percent:0;mso-wrap-distance-left:9pt;mso-wrap-distance-top:0;mso-wrap-distance-right:9pt;mso-wrap-distance-bottom:0;mso-position-horizontal:absolute;mso-position-horizontal-relative:text;mso-position-vertical:absolute;mso-position-vertical-relative:text;mso-height-percent:0;mso-height-relative:margin;v-text-anchor:middle" o:gfxdata="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" filled="f" stroked="f" strokeweight="2pt">
                 <v:textbox>
                   <w:txbxContent>
                     <w:p>
@@ -15525,7 +15680,7 @@
           <w:lang w:val="en-US" w:eastAsia="en-US"/>
         </w:rPr>
         <w:drawing>
-          <wp:anchor distT="0" distB="0" distL="114300" distR="114300" simplePos="0" relativeHeight="251786240" behindDoc="0" locked="0" layoutInCell="1" allowOverlap="1" wp14:anchorId="4187BA16" wp14:editId="0EFAAEF5">
+          <wp:anchor distT="0" distB="0" distL="114300" distR="114300" simplePos="0" relativeHeight="251786240" behindDoc="0" locked="0" layoutInCell="1" allowOverlap="1" wp14:anchorId="5BFF2694" wp14:editId="6677DF58">
             <wp:simplePos x="0" y="0"/>
             <wp:positionH relativeFrom="column">
               <wp:posOffset>353695</wp:posOffset>
@@ -15599,7 +15754,7 @@
           <w:lang w:val="en-US" w:eastAsia="en-US"/>
         </w:rPr>
         <w:drawing>
-          <wp:anchor distT="0" distB="0" distL="114300" distR="114300" simplePos="0" relativeHeight="251782144" behindDoc="0" locked="0" layoutInCell="1" allowOverlap="1" wp14:anchorId="015A7F7D" wp14:editId="07D99722">
+          <wp:anchor distT="0" distB="0" distL="114300" distR="114300" simplePos="0" relativeHeight="251782144" behindDoc="0" locked="0" layoutInCell="1" allowOverlap="1" wp14:anchorId="1FC01C2C" wp14:editId="2805785C">
             <wp:simplePos x="0" y="0"/>
             <wp:positionH relativeFrom="column">
               <wp:posOffset>2395220</wp:posOffset>
@@ -15714,7 +15869,7 @@
         <mc:AlternateContent>
           <mc:Choice Requires="wps">
             <w:drawing>
-              <wp:anchor distT="0" distB="0" distL="114300" distR="114300" simplePos="0" relativeHeight="251787264" behindDoc="0" locked="0" layoutInCell="1" allowOverlap="1" wp14:anchorId="7D661BB0" wp14:editId="51411CC8">
+              <wp:anchor distT="0" distB="0" distL="114300" distR="114300" simplePos="0" relativeHeight="251787264" behindDoc="0" locked="0" layoutInCell="1" allowOverlap="1" wp14:anchorId="74E739FC" wp14:editId="65A86D35">
                 <wp:simplePos x="0" y="0"/>
                 <wp:positionH relativeFrom="column">
                   <wp:posOffset>901065</wp:posOffset>
@@ -15804,7 +15959,7 @@
           </mc:Choice>
           <mc:Fallback>
             <w:pict>
-              <v:rect w14:anchorId="7D661BB0" id="Rectangle 26" o:spid="_x0000_s1030" style="position:absolute;left:0;text-align:left;margin-left:70.95pt;margin-top:7.35pt;width:67.8pt;height:21.75pt;z-index:251787264;visibility:visible;mso-wrap-style:square;mso-width-percent:0;mso-height-percent:0;mso-wrap-distance-left:9pt;mso-wrap-distance-top:0;mso-wrap-distance-right:9pt;mso-wrap-distance-bottom:0;mso-position-horizontal:absolute;mso-position-horizontal-relative:text;mso-position-vertical:absolute;mso-position-vertical-relative:text;mso-width-percent:0;mso-height-percent:0;mso-width-relative:margin;mso-height-relative:margin;v-text-anchor:middle" o:gfxdata="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" filled="f" stroked="f" strokeweight="2pt">
+              <v:rect w14:anchorId="74E739FC" id="Rectangle 26" o:spid="_x0000_s1030" style="position:absolute;left:0;text-align:left;margin-left:70.95pt;margin-top:7.35pt;width:67.8pt;height:21.75pt;z-index:251787264;visibility:visible;mso-wrap-style:square;mso-width-percent:0;mso-height-percent:0;mso-wrap-distance-left:9pt;mso-wrap-distance-top:0;mso-wrap-distance-right:9pt;mso-wrap-distance-bottom:0;mso-position-horizontal:absolute;mso-position-horizontal-relative:text;mso-position-vertical:absolute;mso-position-vertical-relative:text;mso-width-percent:0;mso-height-percent:0;mso-width-relative:margin;mso-height-relative:margin;v-text-anchor:middle" o:gfxdata="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" filled="f" stroked="f" strokeweight="2pt">
                 <v:textbox>
                   <w:txbxContent>
                     <w:p>
@@ -15846,7 +16001,7 @@
         <mc:AlternateContent>
           <mc:Choice Requires="wps">
             <w:drawing>
-              <wp:anchor distT="0" distB="0" distL="114300" distR="114300" simplePos="0" relativeHeight="251783168" behindDoc="0" locked="0" layoutInCell="1" allowOverlap="1" wp14:anchorId="48AF7137" wp14:editId="0D9738AE">
+              <wp:anchor distT="0" distB="0" distL="114300" distR="114300" simplePos="0" relativeHeight="251783168" behindDoc="0" locked="0" layoutInCell="1" allowOverlap="1" wp14:anchorId="0972836B" wp14:editId="09284856">
                 <wp:simplePos x="0" y="0"/>
                 <wp:positionH relativeFrom="column">
                   <wp:posOffset>2686050</wp:posOffset>
@@ -15933,7 +16088,7 @@
           </mc:Choice>
           <mc:Fallback>
             <w:pict>
-              <v:rect w14:anchorId="48AF7137" id="Rectangle 29" o:spid="_x0000_s1031" style="position:absolute;left:0;text-align:left;margin-left:211.5pt;margin-top:9.6pt;width:82.85pt;height:21.75pt;z-index:251783168;visibility:visible;mso-wrap-style:square;mso-height-percent:0;mso-wrap-distance-left:9pt;mso-wrap-distance-top:0;mso-wrap-distance-right:9pt;mso-wrap-distance-bottom:0;mso-position-horizontal:absolute;mso-position-horizontal-relative:text;mso-position-vertical:absolute;mso-position-vertical-relative:text;mso-height-percent:0;mso-height-relative:margin;v-text-anchor:middle" o:gfxdata="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" filled="f" stroked="f" strokeweight="2pt">
+              <v:rect w14:anchorId="0972836B" id="Rectangle 29" o:spid="_x0000_s1031" style="position:absolute;left:0;text-align:left;margin-left:211.5pt;margin-top:9.6pt;width:82.85pt;height:21.75pt;z-index:251783168;visibility:visible;mso-wrap-style:square;mso-height-percent:0;mso-wrap-distance-left:9pt;mso-wrap-distance-top:0;mso-wrap-distance-right:9pt;mso-wrap-distance-bottom:0;mso-position-horizontal:absolute;mso-position-horizontal-relative:text;mso-position-vertical:absolute;mso-position-vertical-relative:text;mso-height-percent:0;mso-height-relative:margin;v-text-anchor:middle" o:gfxdata="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" filled="f" stroked="f" strokeweight="2pt">
                 <v:textbox>
                   <w:txbxContent>
                     <w:p>
@@ -16234,7 +16389,7 @@
 </file>
 
 <file path=word/endnotes.xml><?xml version="1.0" encoding="utf-8"?>
-<w:endnotes xmlns:wpc="http://schemas.microsoft.com/office/word/2010/wordprocessingCanvas" xmlns:cx="http://schemas.microsoft.com/office/drawing/2014/chartex" xmlns:cx1="http://schemas.microsoft.com/office/drawing/2015/9/8/chartex" xmlns:mc="http://schemas.openxmlformats.org/markup-compatibility/2006" xmlns:o="urn:schemas-microsoft-com:office:office" xmlns:r="http://schemas.openxmlformats.org/officeDocument/2006/relationships" xmlns:m="http://schemas.openxmlformats.org/officeDocument/2006/math" xmlns:v="urn:schemas-microsoft-com:vml" xmlns:wp14="http://schemas.microsoft.com/office/word/2010/wordprocessingDrawing" xmlns:wp="http://schemas.openxmlformats.org/drawingml/2006/wordprocessingDrawing" xmlns:w10="urn:schemas-microsoft-com:office:word" xmlns:w="http://schemas.openxmlformats.org/wordprocessingml/2006/main" xmlns:w14="http://schemas.microsoft.com/office/word/2010/wordml" xmlns:w15="http://schemas.microsoft.com/office/word/2012/wordml" xmlns:w16se="http://schemas.microsoft.com/office/word/2015/wordml/symex" xmlns:wpg="http://schemas.microsoft.com/office/word/2010/wordprocessingGroup" xmlns:wpi="http://schemas.microsoft.com/office/word/2010/wordprocessingInk" xmlns:wne="http://schemas.microsoft.com/office/word/2006/wordml" xmlns:wps="http://schemas.microsoft.com/office/word/2010/wordprocessingShape" mc:Ignorable="w14 w15 w16se wp14">
+<w:endnotes xmlns:wpc="http://schemas.microsoft.com/office/word/2010/wordprocessingCanvas" xmlns:cx="http://schemas.microsoft.com/office/drawing/2014/chartex" xmlns:cx1="http://schemas.microsoft.com/office/drawing/2015/9/8/chartex" xmlns:cx2="http://schemas.microsoft.com/office/drawing/2015/10/21/chartex" xmlns:cx3="http://schemas.microsoft.com/office/drawing/2016/5/9/chartex" xmlns:cx4="http://schemas.microsoft.com/office/drawing/2016/5/10/chartex" xmlns:cx5="http://schemas.microsoft.com/office/drawing/2016/5/11/chartex" xmlns:cx6="http://schemas.microsoft.com/office/drawing/2016/5/12/chartex" xmlns:cx7="http://schemas.microsoft.com/office/drawing/2016/5/13/chartex" xmlns:cx8="http://schemas.microsoft.com/office/drawing/2016/5/14/chartex" xmlns:mc="http://schemas.openxmlformats.org/markup-compatibility/2006" xmlns:aink="http://schemas.microsoft.com/office/drawing/2016/ink" xmlns:am3d="http://schemas.microsoft.com/office/drawing/2017/model3d" xmlns:o="urn:schemas-microsoft-com:office:office" xmlns:r="http://schemas.openxmlformats.org/officeDocument/2006/relationships" xmlns:m="http://schemas.openxmlformats.org/officeDocument/2006/math" xmlns:v="urn:schemas-microsoft-com:vml" xmlns:wp14="http://schemas.microsoft.com/office/word/2010/wordprocessingDrawing" xmlns:wp="http://schemas.openxmlformats.org/drawingml/2006/wordprocessingDrawing" xmlns:w10="urn:schemas-microsoft-com:office:word" xmlns:w="http://schemas.openxmlformats.org/wordprocessingml/2006/main" xmlns:w14="http://schemas.microsoft.com/office/word/2010/wordml" xmlns:w15="http://schemas.microsoft.com/office/word/2012/wordml" xmlns:w16cex="http://schemas.microsoft.com/office/word/2018/wordml/cex" xmlns:w16cid="http://schemas.microsoft.com/office/word/2016/wordml/cid" xmlns:w16="http://schemas.microsoft.com/office/word/2018/wordml" xmlns:w16se="http://schemas.microsoft.com/office/word/2015/wordml/symex" xmlns:wpg="http://schemas.microsoft.com/office/word/2010/wordprocessingGroup" xmlns:wpi="http://schemas.microsoft.com/office/word/2010/wordprocessingInk" xmlns:wne="http://schemas.microsoft.com/office/word/2006/wordml" xmlns:wps="http://schemas.microsoft.com/office/word/2010/wordprocessingShape" mc:Ignorable="w14 w15 w16se w16cid w16 w16cex wp14">
   <w:endnote w:type="separator" w:id="-1">
     <w:p>
       <w:pPr>
@@ -16259,7 +16414,7 @@
 </file>
 
 <file path=word/footer1.xml><?xml version="1.0" encoding="utf-8"?>
-<w:ftr xmlns:wpc="http://schemas.microsoft.com/office/word/2010/wordprocessingCanvas" xmlns:cx="http://schemas.microsoft.com/office/drawing/2014/chartex" xmlns:cx1="http://schemas.microsoft.com/office/drawing/2015/9/8/chartex" xmlns:mc="http://schemas.openxmlformats.org/markup-compatibility/2006" xmlns:o="urn:schemas-microsoft-com:office:office" xmlns:r="http://schemas.openxmlformats.org/officeDocument/2006/relationships" xmlns:m="http://schemas.openxmlformats.org/officeDocument/2006/math" xmlns:v="urn:schemas-microsoft-com:vml" xmlns:wp14="http://schemas.microsoft.com/office/word/2010/wordprocessingDrawing" xmlns:wp="http://schemas.openxmlformats.org/drawingml/2006/wordprocessingDrawing" xmlns:w10="urn:schemas-microsoft-com:office:word" xmlns:w="http://schemas.openxmlformats.org/wordprocessingml/2006/main" xmlns:w14="http://schemas.microsoft.com/office/word/2010/wordml" xmlns:w15="http://schemas.microsoft.com/office/word/2012/wordml" xmlns:w16se="http://schemas.microsoft.com/office/word/2015/wordml/symex" xmlns:wpg="http://schemas.microsoft.com/office/word/2010/wordprocessingGroup" xmlns:wpi="http://schemas.microsoft.com/office/word/2010/wordprocessingInk" xmlns:wne="http://schemas.microsoft.com/office/word/2006/wordml" xmlns:wps="http://schemas.microsoft.com/office/word/2010/wordprocessingShape" mc:Ignorable="w14 w15 w16se wp14">
+<w:ftr xmlns:wpc="http://schemas.microsoft.com/office/word/2010/wordprocessingCanvas" xmlns:cx="http://schemas.microsoft.com/office/drawing/2014/chartex" xmlns:cx1="http://schemas.microsoft.com/office/drawing/2015/9/8/chartex" xmlns:cx2="http://schemas.microsoft.com/office/drawing/2015/10/21/chartex" xmlns:cx3="http://schemas.microsoft.com/office/drawing/2016/5/9/chartex" xmlns:cx4="http://schemas.microsoft.com/office/drawing/2016/5/10/chartex" xmlns:cx5="http://schemas.microsoft.com/office/drawing/2016/5/11/chartex" xmlns:cx6="http://schemas.microsoft.com/office/drawing/2016/5/12/chartex" xmlns:cx7="http://schemas.microsoft.com/office/drawing/2016/5/13/chartex" xmlns:cx8="http://schemas.microsoft.com/office/drawing/2016/5/14/chartex" xmlns:mc="http://schemas.openxmlformats.org/markup-compatibility/2006" xmlns:aink="http://schemas.microsoft.com/office/drawing/2016/ink" xmlns:am3d="http://schemas.microsoft.com/office/drawing/2017/model3d" xmlns:o="urn:schemas-microsoft-com:office:office" xmlns:r="http://schemas.openxmlformats.org/officeDocument/2006/relationships" xmlns:m="http://schemas.openxmlformats.org/officeDocument/2006/math" xmlns:v="urn:schemas-microsoft-com:vml" xmlns:wp14="http://schemas.microsoft.com/office/word/2010/wordprocessingDrawing" xmlns:wp="http://schemas.openxmlformats.org/drawingml/2006/wordprocessingDrawing" xmlns:w10="urn:schemas-microsoft-com:office:word" xmlns:w="http://schemas.openxmlformats.org/wordprocessingml/2006/main" xmlns:w14="http://schemas.microsoft.com/office/word/2010/wordml" xmlns:w15="http://schemas.microsoft.com/office/word/2012/wordml" xmlns:w16cex="http://schemas.microsoft.com/office/word/2018/wordml/cex" xmlns:w16cid="http://schemas.microsoft.com/office/word/2016/wordml/cid" xmlns:w16="http://schemas.microsoft.com/office/word/2018/wordml" xmlns:w16se="http://schemas.microsoft.com/office/word/2015/wordml/symex" xmlns:wpg="http://schemas.microsoft.com/office/word/2010/wordprocessingGroup" xmlns:wpi="http://schemas.microsoft.com/office/word/2010/wordprocessingInk" xmlns:wne="http://schemas.microsoft.com/office/word/2006/wordml" xmlns:wps="http://schemas.microsoft.com/office/word/2010/wordprocessingShape" mc:Ignorable="w14 w15 w16se w16cid w16 w16cex wp14">
   <w:sdt>
     <w:sdtPr>
       <w:id w:val="-212270228"/>
@@ -16405,7 +16560,7 @@
 </file>
 
 <file path=word/footer2.xml><?xml version="1.0" encoding="utf-8"?>
-<w:ftr xmlns:wpc="http://schemas.microsoft.com/office/word/2010/wordprocessingCanvas" xmlns:cx="http://schemas.microsoft.com/office/drawing/2014/chartex" xmlns:cx1="http://schemas.microsoft.com/office/drawing/2015/9/8/chartex" xmlns:mc="http://schemas.openxmlformats.org/markup-compatibility/2006" xmlns:o="urn:schemas-microsoft-com:office:office" xmlns:r="http://schemas.openxmlformats.org/officeDocument/2006/relationships" xmlns:m="http://schemas.openxmlformats.org/officeDocument/2006/math" xmlns:v="urn:schemas-microsoft-com:vml" xmlns:wp14="http://schemas.microsoft.com/office/word/2010/wordprocessingDrawing" xmlns:wp="http://schemas.openxmlformats.org/drawingml/2006/wordprocessingDrawing" xmlns:w10="urn:schemas-microsoft-com:office:word" xmlns:w="http://schemas.openxmlformats.org/wordprocessingml/2006/main" xmlns:w14="http://schemas.microsoft.com/office/word/2010/wordml" xmlns:w15="http://schemas.microsoft.com/office/word/2012/wordml" xmlns:w16se="http://schemas.microsoft.com/office/word/2015/wordml/symex" xmlns:wpg="http://schemas.microsoft.com/office/word/2010/wordprocessingGroup" xmlns:wpi="http://schemas.microsoft.com/office/word/2010/wordprocessingInk" xmlns:wne="http://schemas.microsoft.com/office/word/2006/wordml" xmlns:wps="http://schemas.microsoft.com/office/word/2010/wordprocessingShape" mc:Ignorable="w14 w15 w16se wp14">
+<w:ftr xmlns:wpc="http://schemas.microsoft.com/office/word/2010/wordprocessingCanvas" xmlns:cx="http://schemas.microsoft.com/office/drawing/2014/chartex" xmlns:cx1="http://schemas.microsoft.com/office/drawing/2015/9/8/chartex" xmlns:cx2="http://schemas.microsoft.com/office/drawing/2015/10/21/chartex" xmlns:cx3="http://schemas.microsoft.com/office/drawing/2016/5/9/chartex" xmlns:cx4="http://schemas.microsoft.com/office/drawing/2016/5/10/chartex" xmlns:cx5="http://schemas.microsoft.com/office/drawing/2016/5/11/chartex" xmlns:cx6="http://schemas.microsoft.com/office/drawing/2016/5/12/chartex" xmlns:cx7="http://schemas.microsoft.com/office/drawing/2016/5/13/chartex" xmlns:cx8="http://schemas.microsoft.com/office/drawing/2016/5/14/chartex" xmlns:mc="http://schemas.openxmlformats.org/markup-compatibility/2006" xmlns:aink="http://schemas.microsoft.com/office/drawing/2016/ink" xmlns:am3d="http://schemas.microsoft.com/office/drawing/2017/model3d" xmlns:o="urn:schemas-microsoft-com:office:office" xmlns:r="http://schemas.openxmlformats.org/officeDocument/2006/relationships" xmlns:m="http://schemas.openxmlformats.org/officeDocument/2006/math" xmlns:v="urn:schemas-microsoft-com:vml" xmlns:wp14="http://schemas.microsoft.com/office/word/2010/wordprocessingDrawing" xmlns:wp="http://schemas.openxmlformats.org/drawingml/2006/wordprocessingDrawing" xmlns:w10="urn:schemas-microsoft-com:office:word" xmlns:w="http://schemas.openxmlformats.org/wordprocessingml/2006/main" xmlns:w14="http://schemas.microsoft.com/office/word/2010/wordml" xmlns:w15="http://schemas.microsoft.com/office/word/2012/wordml" xmlns:w16cex="http://schemas.microsoft.com/office/word/2018/wordml/cex" xmlns:w16cid="http://schemas.microsoft.com/office/word/2016/wordml/cid" xmlns:w16="http://schemas.microsoft.com/office/word/2018/wordml" xmlns:w16se="http://schemas.microsoft.com/office/word/2015/wordml/symex" xmlns:wpg="http://schemas.microsoft.com/office/word/2010/wordprocessingGroup" xmlns:wpi="http://schemas.microsoft.com/office/word/2010/wordprocessingInk" xmlns:wne="http://schemas.microsoft.com/office/word/2006/wordml" xmlns:wps="http://schemas.microsoft.com/office/word/2010/wordprocessingShape" mc:Ignorable="w14 w15 w16se w16cid w16 w16cex wp14">
   <w:sdt>
     <w:sdtPr>
       <w:rPr>
@@ -16551,7 +16706,7 @@
 </file>
 
 <file path=word/footnotes.xml><?xml version="1.0" encoding="utf-8"?>
-<w:footnotes xmlns:wpc="http://schemas.microsoft.com/office/word/2010/wordprocessingCanvas" xmlns:cx="http://schemas.microsoft.com/office/drawing/2014/chartex" xmlns:cx1="http://schemas.microsoft.com/office/drawing/2015/9/8/chartex" xmlns:mc="http://schemas.openxmlformats.org/markup-compatibility/2006" xmlns:o="urn:schemas-microsoft-com:office:office" xmlns:r="http://schemas.openxmlformats.org/officeDocument/2006/relationships" xmlns:m="http://schemas.openxmlformats.org/officeDocument/2006/math" xmlns:v="urn:schemas-microsoft-com:vml" xmlns:wp14="http://schemas.microsoft.com/office/word/2010/wordprocessingDrawing" xmlns:wp="http://schemas.openxmlformats.org/drawingml/2006/wordprocessingDrawing" xmlns:w10="urn:schemas-microsoft-com:office:word" xmlns:w="http://schemas.openxmlformats.org/wordprocessingml/2006/main" xmlns:w14="http://schemas.microsoft.com/office/word/2010/wordml" xmlns:w15="http://schemas.microsoft.com/office/word/2012/wordml" xmlns:w16se="http://schemas.microsoft.com/office/word/2015/wordml/symex" xmlns:wpg="http://schemas.microsoft.com/office/word/2010/wordprocessingGroup" xmlns:wpi="http://schemas.microsoft.com/office/word/2010/wordprocessingInk" xmlns:wne="http://schemas.microsoft.com/office/word/2006/wordml" xmlns:wps="http://schemas.microsoft.com/office/word/2010/wordprocessingShape" mc:Ignorable="w14 w15 w16se wp14">
+<w:footnotes xmlns:wpc="http://schemas.microsoft.com/office/word/2010/wordprocessingCanvas" xmlns:cx="http://schemas.microsoft.com/office/drawing/2014/chartex" xmlns:cx1="http://schemas.microsoft.com/office/drawing/2015/9/8/chartex" xmlns:cx2="http://schemas.microsoft.com/office/drawing/2015/10/21/chartex" xmlns:cx3="http://schemas.microsoft.com/office/drawing/2016/5/9/chartex" xmlns:cx4="http://schemas.microsoft.com/office/drawing/2016/5/10/chartex" xmlns:cx5="http://schemas.microsoft.com/office/drawing/2016/5/11/chartex" xmlns:cx6="http://schemas.microsoft.com/office/drawing/2016/5/12/chartex" xmlns:cx7="http://schemas.microsoft.com/office/drawing/2016/5/13/chartex" xmlns:cx8="http://schemas.microsoft.com/office/drawing/2016/5/14/chartex" xmlns:mc="http://schemas.openxmlformats.org/markup-compatibility/2006" xmlns:aink="http://schemas.microsoft.com/office/drawing/2016/ink" xmlns:am3d="http://schemas.microsoft.com/office/drawing/2017/model3d" xmlns:o="urn:schemas-microsoft-com:office:office" xmlns:r="http://schemas.openxmlformats.org/officeDocument/2006/relationships" xmlns:m="http://schemas.openxmlformats.org/officeDocument/2006/math" xmlns:v="urn:schemas-microsoft-com:vml" xmlns:wp14="http://schemas.microsoft.com/office/word/2010/wordprocessingDrawing" xmlns:wp="http://schemas.openxmlformats.org/drawingml/2006/wordprocessingDrawing" xmlns:w10="urn:schemas-microsoft-com:office:word" xmlns:w="http://schemas.openxmlformats.org/wordprocessingml/2006/main" xmlns:w14="http://schemas.microsoft.com/office/word/2010/wordml" xmlns:w15="http://schemas.microsoft.com/office/word/2012/wordml" xmlns:w16cex="http://schemas.microsoft.com/office/word/2018/wordml/cex" xmlns:w16cid="http://schemas.microsoft.com/office/word/2016/wordml/cid" xmlns:w16="http://schemas.microsoft.com/office/word/2018/wordml" xmlns:w16se="http://schemas.microsoft.com/office/word/2015/wordml/symex" xmlns:wpg="http://schemas.microsoft.com/office/word/2010/wordprocessingGroup" xmlns:wpi="http://schemas.microsoft.com/office/word/2010/wordprocessingInk" xmlns:wne="http://schemas.microsoft.com/office/word/2006/wordml" xmlns:wps="http://schemas.microsoft.com/office/word/2010/wordprocessingShape" mc:Ignorable="w14 w15 w16se w16cid w16 w16cex wp14">
   <w:footnote w:type="separator" w:id="-1">
     <w:p>
       <w:pPr>
@@ -16576,7 +16731,7 @@
 </file>
 
 <file path=word/numbering.xml><?xml version="1.0" encoding="utf-8"?>
-<w:numbering xmlns:wpc="http://schemas.microsoft.com/office/word/2010/wordprocessingCanvas" xmlns:cx="http://schemas.microsoft.com/office/drawing/2014/chartex" xmlns:cx1="http://schemas.microsoft.com/office/drawing/2015/9/8/chartex" xmlns:mc="http://schemas.openxmlformats.org/markup-compatibility/2006" xmlns:o="urn:schemas-microsoft-com:office:office" xmlns:r="http://schemas.openxmlformats.org/officeDocument/2006/relationships" xmlns:m="http://schemas.openxmlformats.org/officeDocument/2006/math" xmlns:v="urn:schemas-microsoft-com:vml" xmlns:wp14="http://schemas.microsoft.com/office/word/2010/wordprocessingDrawing" xmlns:wp="http://schemas.openxmlformats.org/drawingml/2006/wordprocessingDrawing" xmlns:w10="urn:schemas-microsoft-com:office:word" xmlns:w="http://schemas.openxmlformats.org/wordprocessingml/2006/main" xmlns:w14="http://schemas.microsoft.com/office/word/2010/wordml" xmlns:w15="http://schemas.microsoft.com/office/word/2012/wordml" xmlns:w16se="http://schemas.microsoft.com/office/word/2015/wordml/symex" xmlns:wpg="http://schemas.microsoft.com/office/word/2010/wordprocessingGroup" xmlns:wpi="http://schemas.microsoft.com/office/word/2010/wordprocessingInk" xmlns:wne="http://schemas.microsoft.com/office/word/2006/wordml" xmlns:wps="http://schemas.microsoft.com/office/word/2010/wordprocessingShape" mc:Ignorable="w14 w15 w16se wp14">
+<w:numbering xmlns:wpc="http://schemas.microsoft.com/office/word/2010/wordprocessingCanvas" xmlns:cx="http://schemas.microsoft.com/office/drawing/2014/chartex" xmlns:cx1="http://schemas.microsoft.com/office/drawing/2015/9/8/chartex" xmlns:cx2="http://schemas.microsoft.com/office/drawing/2015/10/21/chartex" xmlns:cx3="http://schemas.microsoft.com/office/drawing/2016/5/9/chartex" xmlns:cx4="http://schemas.microsoft.com/office/drawing/2016/5/10/chartex" xmlns:cx5="http://schemas.microsoft.com/office/drawing/2016/5/11/chartex" xmlns:cx6="http://schemas.microsoft.com/office/drawing/2016/5/12/chartex" xmlns:cx7="http://schemas.microsoft.com/office/drawing/2016/5/13/chartex" xmlns:cx8="http://schemas.microsoft.com/office/drawing/2016/5/14/chartex" xmlns:mc="http://schemas.openxmlformats.org/markup-compatibility/2006" xmlns:aink="http://schemas.microsoft.com/office/drawing/2016/ink" xmlns:am3d="http://schemas.microsoft.com/office/drawing/2017/model3d" xmlns:o="urn:schemas-microsoft-com:office:office" xmlns:r="http://schemas.openxmlformats.org/officeDocument/2006/relationships" xmlns:m="http://schemas.openxmlformats.org/officeDocument/2006/math" xmlns:v="urn:schemas-microsoft-com:vml" xmlns:wp14="http://schemas.microsoft.com/office/word/2010/wordprocessingDrawing" xmlns:wp="http://schemas.openxmlformats.org/drawingml/2006/wordprocessingDrawing" xmlns:w10="urn:schemas-microsoft-com:office:word" xmlns:w="http://schemas.openxmlformats.org/wordprocessingml/2006/main" xmlns:w14="http://schemas.microsoft.com/office/word/2010/wordml" xmlns:w15="http://schemas.microsoft.com/office/word/2012/wordml" xmlns:w16cex="http://schemas.microsoft.com/office/word/2018/wordml/cex" xmlns:w16cid="http://schemas.microsoft.com/office/word/2016/wordml/cid" xmlns:w16="http://schemas.microsoft.com/office/word/2018/wordml" xmlns:w16se="http://schemas.microsoft.com/office/word/2015/wordml/symex" xmlns:wpg="http://schemas.microsoft.com/office/word/2010/wordprocessingGroup" xmlns:wpi="http://schemas.microsoft.com/office/word/2010/wordprocessingInk" xmlns:wne="http://schemas.microsoft.com/office/word/2006/wordml" xmlns:wps="http://schemas.microsoft.com/office/word/2010/wordprocessingShape" mc:Ignorable="w14 w15 w16se w16cid w16 w16cex wp14">
   <w:abstractNum w:abstractNumId="0" w15:restartNumberingAfterBreak="0">
     <w:nsid w:val="022F7C8A"/>
     <w:multiLevelType w:val="hybridMultilevel"/>
@@ -16901,9 +17056,9 @@
       <w:lvlJc w:val="left"/>
       <w:pPr>
         <w:tabs>
-          <w:tab w:val="num" w:pos="810"/>
+          <w:tab w:val="num" w:pos="1980"/>
         </w:tabs>
-        <w:ind w:left="810" w:hanging="360"/>
+        <w:ind w:left="1980" w:hanging="360"/>
       </w:pPr>
       <w:rPr>
         <w:color w:val="auto"/>
@@ -16916,9 +17071,9 @@
       <w:lvlJc w:val="left"/>
       <w:pPr>
         <w:tabs>
-          <w:tab w:val="num" w:pos="1530"/>
+          <w:tab w:val="num" w:pos="2700"/>
         </w:tabs>
-        <w:ind w:left="1530" w:hanging="360"/>
+        <w:ind w:left="2700" w:hanging="360"/>
       </w:pPr>
     </w:lvl>
     <w:lvl w:ilvl="2" w:tplc="520294CE" w:tentative="1">
@@ -16928,9 +17083,9 @@
       <w:lvlJc w:val="left"/>
       <w:pPr>
         <w:tabs>
-          <w:tab w:val="num" w:pos="2250"/>
+          <w:tab w:val="num" w:pos="3420"/>
         </w:tabs>
-        <w:ind w:left="2250" w:hanging="360"/>
+        <w:ind w:left="3420" w:hanging="360"/>
       </w:pPr>
     </w:lvl>
     <w:lvl w:ilvl="3" w:tplc="409048B2" w:tentative="1">
@@ -16940,9 +17095,9 @@
       <w:lvlJc w:val="left"/>
       <w:pPr>
         <w:tabs>
-          <w:tab w:val="num" w:pos="2970"/>
+          <w:tab w:val="num" w:pos="4140"/>
         </w:tabs>
-        <w:ind w:left="2970" w:hanging="360"/>
+        <w:ind w:left="4140" w:hanging="360"/>
       </w:pPr>
     </w:lvl>
     <w:lvl w:ilvl="4" w:tplc="4CBC1AB8" w:tentative="1">
@@ -16952,9 +17107,9 @@
       <w:lvlJc w:val="left"/>
       <w:pPr>
         <w:tabs>
-          <w:tab w:val="num" w:pos="3690"/>
+          <w:tab w:val="num" w:pos="4860"/>
         </w:tabs>
-        <w:ind w:left="3690" w:hanging="360"/>
+        <w:ind w:left="4860" w:hanging="360"/>
       </w:pPr>
     </w:lvl>
     <w:lvl w:ilvl="5" w:tplc="6E705C14" w:tentative="1">
@@ -16964,9 +17119,9 @@
       <w:lvlJc w:val="left"/>
       <w:pPr>
         <w:tabs>
-          <w:tab w:val="num" w:pos="4410"/>
+          <w:tab w:val="num" w:pos="5580"/>
         </w:tabs>
-        <w:ind w:left="4410" w:hanging="360"/>
+        <w:ind w:left="5580" w:hanging="360"/>
       </w:pPr>
     </w:lvl>
     <w:lvl w:ilvl="6" w:tplc="EE6437F8" w:tentative="1">
@@ -16976,9 +17131,9 @@
       <w:lvlJc w:val="left"/>
       <w:pPr>
         <w:tabs>
-          <w:tab w:val="num" w:pos="5130"/>
+          <w:tab w:val="num" w:pos="6300"/>
         </w:tabs>
-        <w:ind w:left="5130" w:hanging="360"/>
+        <w:ind w:left="6300" w:hanging="360"/>
       </w:pPr>
     </w:lvl>
     <w:lvl w:ilvl="7" w:tplc="71E82EF0" w:tentative="1">
@@ -16988,9 +17143,9 @@
       <w:lvlJc w:val="left"/>
       <w:pPr>
         <w:tabs>
-          <w:tab w:val="num" w:pos="5850"/>
+          <w:tab w:val="num" w:pos="7020"/>
         </w:tabs>
-        <w:ind w:left="5850" w:hanging="360"/>
+        <w:ind w:left="7020" w:hanging="360"/>
       </w:pPr>
     </w:lvl>
     <w:lvl w:ilvl="8" w:tplc="F6D25F90" w:tentative="1">
@@ -17000,9 +17155,9 @@
       <w:lvlJc w:val="left"/>
       <w:pPr>
         <w:tabs>
-          <w:tab w:val="num" w:pos="6570"/>
+          <w:tab w:val="num" w:pos="7740"/>
         </w:tabs>
-        <w:ind w:left="6570" w:hanging="360"/>
+        <w:ind w:left="7740" w:hanging="360"/>
       </w:pPr>
     </w:lvl>
   </w:abstractNum>
@@ -19446,7 +19601,7 @@
 </file>
 
 <file path=word/styles.xml><?xml version="1.0" encoding="utf-8"?>
-<w:styles xmlns:mc="http://schemas.openxmlformats.org/markup-compatibility/2006" xmlns:r="http://schemas.openxmlformats.org/officeDocument/2006/relationships" xmlns:w="http://schemas.openxmlformats.org/wordprocessingml/2006/main" xmlns:w14="http://schemas.microsoft.com/office/word/2010/wordml" xmlns:w15="http://schemas.microsoft.com/office/word/2012/wordml" xmlns:w16se="http://schemas.microsoft.com/office/word/2015/wordml/symex" mc:Ignorable="w14 w15 w16se">
+<w:styles xmlns:mc="http://schemas.openxmlformats.org/markup-compatibility/2006" xmlns:r="http://schemas.openxmlformats.org/officeDocument/2006/relationships" xmlns:w="http://schemas.openxmlformats.org/wordprocessingml/2006/main" xmlns:w14="http://schemas.microsoft.com/office/word/2010/wordml" xmlns:w15="http://schemas.microsoft.com/office/word/2012/wordml" xmlns:w16cex="http://schemas.microsoft.com/office/word/2018/wordml/cex" xmlns:w16cid="http://schemas.microsoft.com/office/word/2016/wordml/cid" xmlns:w16="http://schemas.microsoft.com/office/word/2018/wordml" xmlns:w16se="http://schemas.microsoft.com/office/word/2015/wordml/symex" mc:Ignorable="w14 w15 w16se w16cid w16 w16cex">
   <w:docDefaults>
     <w:rPrDefault>
       <w:rPr>
@@ -19462,7 +19617,7 @@
       </w:pPr>
     </w:pPrDefault>
   </w:docDefaults>
-  <w:latentStyles w:defLockedState="0" w:defUIPriority="99" w:defSemiHidden="0" w:defUnhideWhenUsed="0" w:defQFormat="0" w:count="371">
+  <w:latentStyles w:defLockedState="0" w:defUIPriority="99" w:defSemiHidden="0" w:defUnhideWhenUsed="0" w:defQFormat="0" w:count="376">
     <w:lsdException w:name="Normal" w:uiPriority="0" w:qFormat="1"/>
     <w:lsdException w:name="heading 1" w:uiPriority="9" w:qFormat="1"/>
     <w:lsdException w:name="heading 2" w:semiHidden="1" w:uiPriority="9" w:unhideWhenUsed="1" w:qFormat="1"/>
@@ -19568,7 +19723,6 @@
     <w:lsdException w:name="HTML Sample" w:semiHidden="1" w:unhideWhenUsed="1"/>
     <w:lsdException w:name="HTML Typewriter" w:semiHidden="1" w:unhideWhenUsed="1"/>
     <w:lsdException w:name="HTML Variable" w:semiHidden="1" w:unhideWhenUsed="1"/>
-    <w:lsdException w:name="Normal Table" w:semiHidden="1" w:unhideWhenUsed="1"/>
     <w:lsdException w:name="annotation subject" w:semiHidden="1" w:unhideWhenUsed="1"/>
     <w:lsdException w:name="No List" w:semiHidden="1" w:unhideWhenUsed="1"/>
     <w:lsdException w:name="Outline List 1" w:semiHidden="1" w:unhideWhenUsed="1"/>
@@ -19611,11 +19765,8 @@
     <w:lsdException w:name="Table Contemporary" w:semiHidden="1" w:unhideWhenUsed="1"/>
     <w:lsdException w:name="Table Elegant" w:semiHidden="1" w:unhideWhenUsed="1"/>
     <w:lsdException w:name="Table Professional" w:semiHidden="1" w:unhideWhenUsed="1"/>
-    <w:lsdException w:name="Table Subtle 1" w:semiHidden="1" w:unhideWhenUsed="1"/>
     <w:lsdException w:name="Table Subtle 2" w:semiHidden="1" w:unhideWhenUsed="1"/>
     <w:lsdException w:name="Table Web 1" w:semiHidden="1" w:unhideWhenUsed="1"/>
-    <w:lsdException w:name="Table Web 2" w:semiHidden="1" w:unhideWhenUsed="1"/>
-    <w:lsdException w:name="Table Web 3" w:semiHidden="1" w:unhideWhenUsed="1"/>
     <w:lsdException w:name="Balloon Text" w:semiHidden="1" w:unhideWhenUsed="1"/>
     <w:lsdException w:name="Table Grid" w:uiPriority="59"/>
     <w:lsdException w:name="Table Theme" w:semiHidden="1" w:unhideWhenUsed="1"/>
@@ -19834,6 +19985,11 @@
     <w:lsdException w:name="List Table 5 Dark Accent 6" w:uiPriority="50"/>
     <w:lsdException w:name="List Table 6 Colorful Accent 6" w:uiPriority="51"/>
     <w:lsdException w:name="List Table 7 Colorful Accent 6" w:uiPriority="52"/>
+    <w:lsdException w:name="Mention" w:semiHidden="1" w:unhideWhenUsed="1"/>
+    <w:lsdException w:name="Smart Hyperlink" w:semiHidden="1" w:unhideWhenUsed="1"/>
+    <w:lsdException w:name="Hashtag" w:semiHidden="1" w:unhideWhenUsed="1"/>
+    <w:lsdException w:name="Unresolved Mention" w:semiHidden="1" w:unhideWhenUsed="1"/>
+    <w:lsdException w:name="Smart Link" w:semiHidden="1" w:unhideWhenUsed="1"/>
   </w:latentStyles>
   <w:style w:type="paragraph" w:default="1" w:styleId="Normal">
     <w:name w:val="Normal"/>
@@ -20341,7 +20497,7 @@
 </file>
 
 <file path=customXml/itemProps1.xml><?xml version="1.0" encoding="utf-8"?>
-<ds:datastoreItem xmlns:ds="http://schemas.openxmlformats.org/officeDocument/2006/customXml" ds:itemID="{31E58879-1305-4873-935A-D4E753BE808D}">
+<ds:datastoreItem xmlns:ds="http://schemas.openxmlformats.org/officeDocument/2006/customXml" ds:itemID="{E3ED5A50-C95F-487C-8B6B-75E2AEBD547A}">
   <ds:schemaRefs>
     <ds:schemaRef ds:uri="http://schemas.openxmlformats.org/officeDocument/2006/bibliography"/>
   </ds:schemaRefs>

--- a/yang-diujikan/ipa - pembahasan.docx
+++ b/yang-diujikan/ipa - pembahasan.docx
@@ -1418,6 +1418,8 @@
         <w:tab/>
         <w:t>PILIHAN GANDA</w:t>
       </w:r>
+      <w:bookmarkStart w:id="0" w:name="_GoBack"/>
+      <w:bookmarkEnd w:id="0"/>
     </w:p>
     <w:p>
       <w:pPr>
@@ -1944,8 +1946,29 @@
           <w:color w:val="000000" w:themeColor="text1"/>
           <w:sz w:val="36"/>
           <w:szCs w:val="24"/>
-        </w:rPr>
-      </w:pPr>
+          <w:lang w:val="en-US"/>
+        </w:rPr>
+      </w:pPr>
+    </w:p>
+    <w:p>
+      <w:pPr>
+        <w:pStyle w:val="NormalWeb"/>
+        <w:shd w:val="clear" w:color="auto" w:fill="FFFFFF"/>
+        <w:spacing w:before="120" w:beforeAutospacing="0" w:after="0" w:afterAutospacing="0"/>
+        <w:textAlignment w:val="baseline"/>
+        <w:rPr>
+          <w:color w:val="000000" w:themeColor="text1"/>
+          <w:lang w:val="en-US"/>
+        </w:rPr>
+      </w:pPr>
+      <w:r>
+        <w:rPr>
+          <w:color w:val="000000" w:themeColor="text1"/>
+          <w:highlight w:val="cyan"/>
+          <w:lang w:val="en-US"/>
+        </w:rPr>
+        <w:t>Pada alat tersebut, pada penggaris yang lurus, itu angka 1 adalah 1 mm. Sedangkan pada penggaris yang berputar, angka 1 adalah 0.01. Maka, kalau dari gambar di atas, 6.5 ditambah 0.34, hasilnya adalah 6.84</w:t>
+      </w:r>
     </w:p>
     <w:p>
       <w:pPr>
@@ -2480,6 +2503,7 @@
           <w:sz w:val="24"/>
           <w:szCs w:val="24"/>
         </w:rPr>
+        <w:lastRenderedPageBreak/>
         <w:t>2</w:t>
       </w:r>
       <w:r>
@@ -2622,7 +2646,6 @@
         <w:rPr>
           <w:color w:val="000000" w:themeColor="text1"/>
         </w:rPr>
-        <w:lastRenderedPageBreak/>
         <w:t xml:space="preserve">4. </w:t>
       </w:r>
       <w:r>
@@ -3501,7 +3524,7 @@
           </mc:Choice>
           <mc:Fallback>
             <w:pict>
-              <v:group w14:anchorId="59180961" id="Group 21" o:spid="_x0000_s1026" style="position:absolute;margin-left:52.7pt;margin-top:4.7pt;width:389.25pt;height:45pt;z-index:251773952;mso-width-relative:margin;mso-height-relative:margin" coordsize="50985,6286" o:gfxdata="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">
+              <v:group w14:anchorId="3F56BFF6" id="Group 21" o:spid="_x0000_s1026" style="position:absolute;margin-left:52.7pt;margin-top:4.7pt;width:389.25pt;height:45pt;z-index:251773952;mso-width-relative:margin;mso-height-relative:margin" coordsize="50985,6286" o:gfxdata="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">
                 <v:shapetype id="_x0000_t75" coordsize="21600,21600" o:spt="75" o:preferrelative="t" path="m@4@5l@4@11@9@11@9@5xe" filled="f" stroked="f">
                   <v:stroke joinstyle="miter"/>
                   <v:formulas>
@@ -4460,7 +4483,7 @@
           </mc:Choice>
           <mc:Fallback>
             <w:pict>
-              <v:group w14:anchorId="43BB57E8" id="Group 8" o:spid="_x0000_s1026" style="position:absolute;margin-left:41.45pt;margin-top:49.9pt;width:440.25pt;height:53.25pt;z-index:-251551744;mso-width-relative:margin" coordorigin="-190" coordsize="55911,6762" o:gfxdata="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">
+              <v:group w14:anchorId="41333BA1" id="Group 8" o:spid="_x0000_s1026" style="position:absolute;margin-left:41.45pt;margin-top:49.9pt;width:440.25pt;height:53.25pt;z-index:-251551744;mso-width-relative:margin" coordorigin="-190" coordsize="55911,6762" o:gfxdata="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">
                 <v:shape id="Picture 40" o:spid="_x0000_s1027" type="#_x0000_t75" alt="16-12" style="position:absolute;left:-190;top:95;width:12667;height:6667;visibility:visible;mso-wrap-style:square" o:gfxdata="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">
                   <v:imagedata r:id="rId29" o:title="16-12" croptop="4395f" cropbottom="47154f"/>
                 </v:shape>
@@ -5516,6 +5539,7 @@
         <w:rPr>
           <w:color w:val="000000" w:themeColor="text1"/>
         </w:rPr>
+        <w:lastRenderedPageBreak/>
         <w:t>A.</w:t>
       </w:r>
       <w:r>
@@ -5665,7 +5689,6 @@
           <w:noProof/>
           <w:lang w:val="en-US" w:eastAsia="en-US"/>
         </w:rPr>
-        <w:lastRenderedPageBreak/>
         <w:drawing>
           <wp:anchor distT="0" distB="0" distL="114300" distR="114300" simplePos="0" relativeHeight="251766784" behindDoc="1" locked="0" layoutInCell="1" allowOverlap="1" wp14:anchorId="1453C691" wp14:editId="6CF5703B">
             <wp:simplePos x="0" y="0"/>
@@ -7874,7 +7897,7 @@
           </mc:Choice>
           <mc:Fallback>
             <w:pict>
-              <v:group w14:anchorId="76BE772A" id="Group 44" o:spid="_x0000_s1026" style="position:absolute;margin-left:36.9pt;margin-top:16.1pt;width:437.45pt;height:65.9pt;z-index:-251506688;mso-width-relative:margin" coordorigin="345" coordsize="55554,8367" o:gfxdata="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">
+              <v:group w14:anchorId="648FE47C" id="Group 44" o:spid="_x0000_s1026" style="position:absolute;margin-left:36.9pt;margin-top:16.1pt;width:437.45pt;height:65.9pt;z-index:-251506688;mso-width-relative:margin" coordorigin="345" coordsize="55554,8367" o:gfxdata="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">
                 <v:shape id="Picture 45" o:spid="_x0000_s1027" type="#_x0000_t75" style="position:absolute;left:345;top:603;width:12335;height:7764;visibility:visible;mso-wrap-style:square" o:gfxdata="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">
                   <v:imagedata r:id="rId40" o:title="" croptop="5859f" cropbottom="30265f" cropleft="3905f" cropright="42835f"/>
                 </v:shape>
@@ -7975,7 +7998,6 @@
           <w:color w:val="000000" w:themeColor="text1"/>
           <w:sz w:val="24"/>
           <w:szCs w:val="24"/>
-          <w:lang w:val="en-US"/>
         </w:rPr>
       </w:pPr>
       <w:r>
@@ -7984,7 +8006,6 @@
           <w:color w:val="000000" w:themeColor="text1"/>
           <w:sz w:val="24"/>
           <w:szCs w:val="24"/>
-          <w:lang w:val="en-US"/>
         </w:rPr>
         <w:t xml:space="preserve">A. </w:t>
       </w:r>
@@ -7994,7 +8015,6 @@
           <w:color w:val="000000" w:themeColor="text1"/>
           <w:sz w:val="24"/>
           <w:szCs w:val="24"/>
-          <w:lang w:val="en-US"/>
         </w:rPr>
         <w:tab/>
         <w:t>B.</w:t>
@@ -8005,7 +8025,6 @@
           <w:color w:val="000000" w:themeColor="text1"/>
           <w:sz w:val="24"/>
           <w:szCs w:val="24"/>
-          <w:lang w:val="en-US"/>
         </w:rPr>
         <w:tab/>
       </w:r>
@@ -8016,7 +8035,6 @@
           <w:sz w:val="24"/>
           <w:szCs w:val="24"/>
           <w:highlight w:val="yellow"/>
-          <w:lang w:val="en-US"/>
         </w:rPr>
         <w:t>C.</w:t>
       </w:r>
@@ -8026,7 +8044,6 @@
           <w:color w:val="000000" w:themeColor="text1"/>
           <w:sz w:val="24"/>
           <w:szCs w:val="24"/>
-          <w:lang w:val="en-US"/>
         </w:rPr>
         <w:t xml:space="preserve"> </w:t>
       </w:r>
@@ -8036,7 +8053,6 @@
           <w:color w:val="000000" w:themeColor="text1"/>
           <w:sz w:val="24"/>
           <w:szCs w:val="24"/>
-          <w:lang w:val="en-US"/>
         </w:rPr>
         <w:tab/>
         <w:t>D.</w:t>
@@ -8675,6 +8691,7 @@
           <w:szCs w:val="24"/>
           <w:highlight w:val="yellow"/>
         </w:rPr>
+        <w:lastRenderedPageBreak/>
         <w:t>2 A</w:t>
       </w:r>
     </w:p>
@@ -8776,7 +8793,6 @@
           <w:sz w:val="24"/>
           <w:szCs w:val="24"/>
         </w:rPr>
-        <w:lastRenderedPageBreak/>
         <w:t xml:space="preserve">Sebuah transformator </w:t>
       </w:r>
       <w:r>
@@ -9769,7 +9785,7 @@
           </mc:Choice>
           <mc:Fallback>
             <w:pict>
-              <v:group w14:anchorId="00729846" id="Group 36" o:spid="_x0000_s1026" style="position:absolute;margin-left:35.55pt;margin-top:15.55pt;width:177.95pt;height:115.45pt;z-index:-251525120;mso-width-relative:margin;mso-height-relative:margin" coordsize="29959,19596" o:gfxdata="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">
+              <v:group w14:anchorId="4AB773A2" id="Group 36" o:spid="_x0000_s1026" style="position:absolute;margin-left:35.55pt;margin-top:15.55pt;width:177.95pt;height:115.45pt;z-index:-251525120;mso-width-relative:margin;mso-height-relative:margin" coordsize="29959,19596" o:gfxdata="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">
                 <v:shape id="Picture 37" o:spid="_x0000_s1027" type="#_x0000_t75" style="position:absolute;width:29959;height:19596;visibility:visible;mso-wrap-style:square" o:gfxdata="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">
                   <v:imagedata r:id="rId47" o:title=""/>
                 </v:shape>
@@ -10973,6 +10989,7 @@
           <w:szCs w:val="24"/>
           <w:highlight w:val="yellow"/>
         </w:rPr>
+        <w:lastRenderedPageBreak/>
         <w:t>memperbaiki instalasi pembuangan limbah/ cerobong asap</w:t>
       </w:r>
     </w:p>
@@ -11019,7 +11036,6 @@
           <w:sz w:val="24"/>
           <w:szCs w:val="24"/>
         </w:rPr>
-        <w:lastRenderedPageBreak/>
         <w:t xml:space="preserve">27.  </w:t>
       </w:r>
       <w:r>
@@ -13915,6 +13931,7 @@
           <w:sz w:val="24"/>
           <w:szCs w:val="24"/>
         </w:rPr>
+        <w:lastRenderedPageBreak/>
         <w:t>v</w:t>
       </w:r>
       <w:r>
@@ -13982,7 +13999,6 @@
           <w:sz w:val="24"/>
           <w:szCs w:val="24"/>
         </w:rPr>
-        <w:lastRenderedPageBreak/>
         <w:t xml:space="preserve">34. </w:t>
       </w:r>
       <w:r>
@@ -14452,8 +14468,6 @@
         </w:rPr>
         <w:t>C. menjauhi gaya hidup yang menganut seks bebas</w:t>
       </w:r>
-      <w:bookmarkStart w:id="0" w:name="_GoBack"/>
-      <w:bookmarkEnd w:id="0"/>
       <w:r>
         <w:rPr>
           <w:rFonts w:ascii="Times New Roman" w:eastAsia="Times New Roman" w:hAnsi="Times New Roman" w:cstheme="minorHAnsi"/>
@@ -16216,6 +16230,7 @@
           <w:sz w:val="24"/>
           <w:szCs w:val="24"/>
         </w:rPr>
+        <w:lastRenderedPageBreak/>
         <w:t xml:space="preserve">40. </w:t>
       </w:r>
       <w:r>
@@ -19723,6 +19738,7 @@
     <w:lsdException w:name="HTML Sample" w:semiHidden="1" w:unhideWhenUsed="1"/>
     <w:lsdException w:name="HTML Typewriter" w:semiHidden="1" w:unhideWhenUsed="1"/>
     <w:lsdException w:name="HTML Variable" w:semiHidden="1" w:unhideWhenUsed="1"/>
+    <w:lsdException w:name="Normal Table" w:semiHidden="1" w:unhideWhenUsed="1"/>
     <w:lsdException w:name="annotation subject" w:semiHidden="1" w:unhideWhenUsed="1"/>
     <w:lsdException w:name="No List" w:semiHidden="1" w:unhideWhenUsed="1"/>
     <w:lsdException w:name="Outline List 1" w:semiHidden="1" w:unhideWhenUsed="1"/>
@@ -19765,8 +19781,11 @@
     <w:lsdException w:name="Table Contemporary" w:semiHidden="1" w:unhideWhenUsed="1"/>
     <w:lsdException w:name="Table Elegant" w:semiHidden="1" w:unhideWhenUsed="1"/>
     <w:lsdException w:name="Table Professional" w:semiHidden="1" w:unhideWhenUsed="1"/>
+    <w:lsdException w:name="Table Subtle 1" w:semiHidden="1" w:unhideWhenUsed="1"/>
     <w:lsdException w:name="Table Subtle 2" w:semiHidden="1" w:unhideWhenUsed="1"/>
     <w:lsdException w:name="Table Web 1" w:semiHidden="1" w:unhideWhenUsed="1"/>
+    <w:lsdException w:name="Table Web 2" w:semiHidden="1" w:unhideWhenUsed="1"/>
+    <w:lsdException w:name="Table Web 3" w:semiHidden="1" w:unhideWhenUsed="1"/>
     <w:lsdException w:name="Balloon Text" w:semiHidden="1" w:unhideWhenUsed="1"/>
     <w:lsdException w:name="Table Grid" w:uiPriority="59"/>
     <w:lsdException w:name="Table Theme" w:semiHidden="1" w:unhideWhenUsed="1"/>
@@ -20497,7 +20516,7 @@
 </file>
 
 <file path=customXml/itemProps1.xml><?xml version="1.0" encoding="utf-8"?>
-<ds:datastoreItem xmlns:ds="http://schemas.openxmlformats.org/officeDocument/2006/customXml" ds:itemID="{E3ED5A50-C95F-487C-8B6B-75E2AEBD547A}">
+<ds:datastoreItem xmlns:ds="http://schemas.openxmlformats.org/officeDocument/2006/customXml" ds:itemID="{D0658E3A-6A30-46C2-A0BE-1891C57030A8}">
   <ds:schemaRefs>
     <ds:schemaRef ds:uri="http://schemas.openxmlformats.org/officeDocument/2006/bibliography"/>
   </ds:schemaRefs>

--- a/yang-diujikan/ipa - pembahasan.docx
+++ b/yang-diujikan/ipa - pembahasan.docx
@@ -1418,8 +1418,6 @@
         <w:tab/>
         <w:t>PILIHAN GANDA</w:t>
       </w:r>
-      <w:bookmarkStart w:id="0" w:name="_GoBack"/>
-      <w:bookmarkEnd w:id="0"/>
     </w:p>
     <w:p>
       <w:pPr>
@@ -2633,6 +2631,171 @@
     </w:p>
     <w:p>
       <w:pPr>
+        <w:spacing w:after="0" w:line="240" w:lineRule="auto"/>
+        <w:rPr>
+          <w:rFonts w:ascii="Times New Roman" w:hAnsi="Times New Roman" w:cs="Times New Roman"/>
+          <w:color w:val="000000" w:themeColor="text1"/>
+          <w:sz w:val="24"/>
+          <w:szCs w:val="24"/>
+          <w:highlight w:val="cyan"/>
+          <w:lang w:val="en-US"/>
+        </w:rPr>
+      </w:pPr>
+      <w:r>
+        <w:rPr>
+          <w:rFonts w:ascii="Times New Roman" w:hAnsi="Times New Roman" w:cs="Times New Roman"/>
+          <w:color w:val="000000" w:themeColor="text1"/>
+          <w:sz w:val="24"/>
+          <w:szCs w:val="24"/>
+          <w:highlight w:val="cyan"/>
+          <w:lang w:val="en-US"/>
+        </w:rPr>
+        <w:t xml:space="preserve">Nomor </w:t>
+      </w:r>
+      <w:proofErr w:type="gramStart"/>
+      <w:r>
+        <w:rPr>
+          <w:rFonts w:ascii="Times New Roman" w:hAnsi="Times New Roman" w:cs="Times New Roman"/>
+          <w:color w:val="000000" w:themeColor="text1"/>
+          <w:sz w:val="24"/>
+          <w:szCs w:val="24"/>
+          <w:highlight w:val="cyan"/>
+          <w:lang w:val="en-US"/>
+        </w:rPr>
+        <w:t>atom :</w:t>
+      </w:r>
+      <w:proofErr w:type="gramEnd"/>
+      <w:r>
+        <w:rPr>
+          <w:rFonts w:ascii="Times New Roman" w:hAnsi="Times New Roman" w:cs="Times New Roman"/>
+          <w:color w:val="000000" w:themeColor="text1"/>
+          <w:sz w:val="24"/>
+          <w:szCs w:val="24"/>
+          <w:highlight w:val="cyan"/>
+          <w:lang w:val="en-US"/>
+        </w:rPr>
+        <w:t xml:space="preserve"> </w:t>
+      </w:r>
+      <w:r>
+        <w:rPr>
+          <w:rFonts w:ascii="Times New Roman" w:hAnsi="Times New Roman" w:cs="Times New Roman"/>
+          <w:color w:val="000000" w:themeColor="text1"/>
+          <w:sz w:val="24"/>
+          <w:szCs w:val="24"/>
+          <w:highlight w:val="cyan"/>
+          <w:lang w:val="en-US"/>
+        </w:rPr>
+        <w:t>Jumlah proton (muatan positif pada inti atom)</w:t>
+      </w:r>
+    </w:p>
+    <w:p>
+      <w:pPr>
+        <w:spacing w:after="0" w:line="240" w:lineRule="auto"/>
+        <w:rPr>
+          <w:rFonts w:ascii="Times New Roman" w:hAnsi="Times New Roman" w:cs="Times New Roman"/>
+          <w:color w:val="000000" w:themeColor="text1"/>
+          <w:sz w:val="24"/>
+          <w:szCs w:val="24"/>
+          <w:highlight w:val="cyan"/>
+          <w:lang w:val="en-US"/>
+        </w:rPr>
+      </w:pPr>
+      <w:r>
+        <w:rPr>
+          <w:rFonts w:ascii="Times New Roman" w:hAnsi="Times New Roman" w:cs="Times New Roman"/>
+          <w:color w:val="000000" w:themeColor="text1"/>
+          <w:sz w:val="24"/>
+          <w:szCs w:val="24"/>
+          <w:highlight w:val="cyan"/>
+          <w:lang w:val="en-US"/>
+        </w:rPr>
+        <w:t xml:space="preserve">Nomor </w:t>
+      </w:r>
+      <w:proofErr w:type="gramStart"/>
+      <w:r>
+        <w:rPr>
+          <w:rFonts w:ascii="Times New Roman" w:hAnsi="Times New Roman" w:cs="Times New Roman"/>
+          <w:color w:val="000000" w:themeColor="text1"/>
+          <w:sz w:val="24"/>
+          <w:szCs w:val="24"/>
+          <w:highlight w:val="cyan"/>
+          <w:lang w:val="en-US"/>
+        </w:rPr>
+        <w:t>massa :</w:t>
+      </w:r>
+      <w:proofErr w:type="gramEnd"/>
+      <w:r>
+        <w:rPr>
+          <w:rFonts w:ascii="Times New Roman" w:hAnsi="Times New Roman" w:cs="Times New Roman"/>
+          <w:color w:val="000000" w:themeColor="text1"/>
+          <w:sz w:val="24"/>
+          <w:szCs w:val="24"/>
+          <w:highlight w:val="cyan"/>
+          <w:lang w:val="en-US"/>
+        </w:rPr>
+        <w:t xml:space="preserve"> </w:t>
+      </w:r>
+      <w:r>
+        <w:rPr>
+          <w:rFonts w:ascii="Times New Roman" w:hAnsi="Times New Roman" w:cs="Times New Roman"/>
+          <w:color w:val="000000" w:themeColor="text1"/>
+          <w:sz w:val="24"/>
+          <w:szCs w:val="24"/>
+          <w:highlight w:val="cyan"/>
+          <w:lang w:val="en-US"/>
+        </w:rPr>
+        <w:t>proton + neutron (muatan netral pada inti atom)</w:t>
+      </w:r>
+    </w:p>
+    <w:p>
+      <w:pPr>
+        <w:spacing w:after="0" w:line="240" w:lineRule="auto"/>
+        <w:rPr>
+          <w:rFonts w:ascii="Times New Roman" w:hAnsi="Times New Roman" w:cs="Times New Roman"/>
+          <w:color w:val="000000" w:themeColor="text1"/>
+          <w:sz w:val="24"/>
+          <w:szCs w:val="24"/>
+          <w:lang w:val="en-US"/>
+        </w:rPr>
+      </w:pPr>
+      <w:r>
+        <w:rPr>
+          <w:rFonts w:ascii="Times New Roman" w:hAnsi="Times New Roman" w:cs="Times New Roman"/>
+          <w:color w:val="000000" w:themeColor="text1"/>
+          <w:sz w:val="24"/>
+          <w:szCs w:val="24"/>
+          <w:highlight w:val="cyan"/>
+          <w:lang w:val="en-US"/>
+        </w:rPr>
+        <w:t xml:space="preserve">Jumlah </w:t>
+      </w:r>
+      <w:proofErr w:type="gramStart"/>
+      <w:r>
+        <w:rPr>
+          <w:rFonts w:ascii="Times New Roman" w:hAnsi="Times New Roman" w:cs="Times New Roman"/>
+          <w:color w:val="000000" w:themeColor="text1"/>
+          <w:sz w:val="24"/>
+          <w:szCs w:val="24"/>
+          <w:highlight w:val="cyan"/>
+          <w:lang w:val="en-US"/>
+        </w:rPr>
+        <w:t>neutron :</w:t>
+      </w:r>
+      <w:proofErr w:type="gramEnd"/>
+      <w:r>
+        <w:rPr>
+          <w:rFonts w:ascii="Times New Roman" w:hAnsi="Times New Roman" w:cs="Times New Roman"/>
+          <w:color w:val="000000" w:themeColor="text1"/>
+          <w:sz w:val="24"/>
+          <w:szCs w:val="24"/>
+          <w:highlight w:val="cyan"/>
+          <w:lang w:val="en-US"/>
+        </w:rPr>
+        <w:t xml:space="preserve"> Muatan netral pada inti atom</w:t>
+      </w:r>
+    </w:p>
+    <w:p>
+      <w:pPr>
         <w:pStyle w:val="NormalWeb"/>
         <w:shd w:val="clear" w:color="auto" w:fill="FFFFFF"/>
         <w:spacing w:before="0" w:beforeAutospacing="0" w:after="0" w:afterAutospacing="0"/>
@@ -2701,50 +2864,217 @@
         <w:ind w:left="993" w:hanging="284"/>
         <w:jc w:val="both"/>
         <w:rPr>
+          <w:color w:val="000000" w:themeColor="text1"/>
+        </w:rPr>
+      </w:pPr>
+      <w:r>
+        <w:rPr>
+          <w:color w:val="000000" w:themeColor="text1"/>
+          <w:highlight w:val="yellow"/>
+        </w:rPr>
+        <w:t>A. evaporasi</w:t>
+      </w:r>
+      <w:r>
+        <w:rPr>
+          <w:color w:val="000000" w:themeColor="text1"/>
+        </w:rPr>
+        <w:tab/>
+      </w:r>
+      <w:r>
+        <w:rPr>
+          <w:color w:val="000000" w:themeColor="text1"/>
+        </w:rPr>
+        <w:t>B. filtrasi</w:t>
+      </w:r>
+      <w:r>
+        <w:rPr>
+          <w:color w:val="000000" w:themeColor="text1"/>
+        </w:rPr>
+        <w:tab/>
+        <w:t xml:space="preserve">C. </w:t>
+      </w:r>
+      <w:r>
+        <w:rPr>
+          <w:color w:val="000000" w:themeColor="text1"/>
+        </w:rPr>
+        <w:t>sublimasi</w:t>
+      </w:r>
+      <w:r>
+        <w:rPr>
+          <w:color w:val="000000" w:themeColor="text1"/>
+        </w:rPr>
+        <w:tab/>
+        <w:t xml:space="preserve">D. </w:t>
+      </w:r>
+      <w:r>
+        <w:rPr>
+          <w:color w:val="000000" w:themeColor="text1"/>
+        </w:rPr>
+        <w:t>K</w:t>
+      </w:r>
+      <w:r>
+        <w:rPr>
+          <w:color w:val="000000" w:themeColor="text1"/>
+        </w:rPr>
+        <w:t>romatografi</w:t>
+      </w:r>
+    </w:p>
+    <w:p>
+      <w:pPr>
+        <w:pStyle w:val="NormalWeb"/>
+        <w:shd w:val="clear" w:color="auto" w:fill="FFFFFF"/>
+        <w:tabs>
+          <w:tab w:val="left" w:pos="2694"/>
+          <w:tab w:val="left" w:pos="2977"/>
+          <w:tab w:val="left" w:pos="5103"/>
+          <w:tab w:val="left" w:pos="7371"/>
+          <w:tab w:val="left" w:pos="7655"/>
+        </w:tabs>
+        <w:spacing w:before="0" w:beforeAutospacing="0" w:after="0" w:afterAutospacing="0"/>
+        <w:ind w:left="993" w:hanging="284"/>
+        <w:jc w:val="both"/>
+        <w:rPr>
+          <w:color w:val="000000" w:themeColor="text1"/>
+          <w:highlight w:val="cyan"/>
+          <w:lang w:val="en-US"/>
+        </w:rPr>
+      </w:pPr>
+      <w:proofErr w:type="gramStart"/>
+      <w:r>
+        <w:rPr>
+          <w:color w:val="000000" w:themeColor="text1"/>
+          <w:highlight w:val="cyan"/>
+          <w:lang w:val="en-US"/>
+        </w:rPr>
+        <w:t>Evaporasi :</w:t>
+      </w:r>
+      <w:proofErr w:type="gramEnd"/>
+      <w:r>
+        <w:rPr>
+          <w:color w:val="000000" w:themeColor="text1"/>
+          <w:highlight w:val="cyan"/>
+          <w:lang w:val="en-US"/>
+        </w:rPr>
+        <w:t xml:space="preserve"> Penguapan</w:t>
+      </w:r>
+    </w:p>
+    <w:p>
+      <w:pPr>
+        <w:pStyle w:val="NormalWeb"/>
+        <w:shd w:val="clear" w:color="auto" w:fill="FFFFFF"/>
+        <w:tabs>
+          <w:tab w:val="left" w:pos="2694"/>
+          <w:tab w:val="left" w:pos="2977"/>
+          <w:tab w:val="left" w:pos="5103"/>
+          <w:tab w:val="left" w:pos="7371"/>
+          <w:tab w:val="left" w:pos="7655"/>
+        </w:tabs>
+        <w:spacing w:before="0" w:beforeAutospacing="0" w:after="0" w:afterAutospacing="0"/>
+        <w:ind w:left="993" w:hanging="284"/>
+        <w:jc w:val="both"/>
+        <w:rPr>
+          <w:color w:val="000000" w:themeColor="text1"/>
+          <w:highlight w:val="cyan"/>
+          <w:lang w:val="en-US"/>
+        </w:rPr>
+      </w:pPr>
+      <w:proofErr w:type="gramStart"/>
+      <w:r>
+        <w:rPr>
+          <w:color w:val="000000" w:themeColor="text1"/>
+          <w:highlight w:val="cyan"/>
+          <w:lang w:val="en-US"/>
+        </w:rPr>
+        <w:t>Filtrasi :</w:t>
+      </w:r>
+      <w:proofErr w:type="gramEnd"/>
+      <w:r>
+        <w:rPr>
+          <w:color w:val="000000" w:themeColor="text1"/>
+          <w:highlight w:val="cyan"/>
+          <w:lang w:val="en-US"/>
+        </w:rPr>
+        <w:t xml:space="preserve"> Difilter / disaring</w:t>
+      </w:r>
+    </w:p>
+    <w:p>
+      <w:pPr>
+        <w:pStyle w:val="NormalWeb"/>
+        <w:shd w:val="clear" w:color="auto" w:fill="FFFFFF"/>
+        <w:tabs>
+          <w:tab w:val="left" w:pos="2694"/>
+          <w:tab w:val="left" w:pos="2977"/>
+          <w:tab w:val="left" w:pos="5103"/>
+          <w:tab w:val="left" w:pos="7371"/>
+          <w:tab w:val="left" w:pos="7655"/>
+        </w:tabs>
+        <w:spacing w:before="0" w:beforeAutospacing="0" w:after="0" w:afterAutospacing="0"/>
+        <w:ind w:left="993" w:hanging="284"/>
+        <w:jc w:val="both"/>
+        <w:rPr>
+          <w:color w:val="000000" w:themeColor="text1"/>
+          <w:highlight w:val="cyan"/>
+          <w:lang w:val="en-US"/>
+        </w:rPr>
+      </w:pPr>
+      <w:proofErr w:type="gramStart"/>
+      <w:r>
+        <w:rPr>
+          <w:color w:val="000000" w:themeColor="text1"/>
+          <w:highlight w:val="cyan"/>
+          <w:lang w:val="en-US"/>
+        </w:rPr>
+        <w:t>Sublimasi :</w:t>
+      </w:r>
+      <w:proofErr w:type="gramEnd"/>
+      <w:r>
+        <w:rPr>
+          <w:color w:val="000000" w:themeColor="text1"/>
+          <w:highlight w:val="cyan"/>
+          <w:lang w:val="en-US"/>
+        </w:rPr>
+        <w:t xml:space="preserve"> Penggabungan</w:t>
+      </w:r>
+    </w:p>
+    <w:p>
+      <w:pPr>
+        <w:pStyle w:val="NormalWeb"/>
+        <w:shd w:val="clear" w:color="auto" w:fill="FFFFFF"/>
+        <w:tabs>
+          <w:tab w:val="left" w:pos="2694"/>
+          <w:tab w:val="left" w:pos="2977"/>
+          <w:tab w:val="left" w:pos="5103"/>
+          <w:tab w:val="left" w:pos="7371"/>
+          <w:tab w:val="left" w:pos="7655"/>
+        </w:tabs>
+        <w:spacing w:before="0" w:beforeAutospacing="0" w:after="0" w:afterAutospacing="0"/>
+        <w:ind w:left="993" w:hanging="284"/>
+        <w:jc w:val="both"/>
+        <w:rPr>
           <w:rFonts w:ascii="Arial" w:hAnsi="Arial" w:cs="Arial"/>
           <w:color w:val="000000" w:themeColor="text1"/>
           <w:sz w:val="23"/>
           <w:szCs w:val="23"/>
-        </w:rPr>
-      </w:pPr>
-      <w:r>
-        <w:rPr>
-          <w:color w:val="000000" w:themeColor="text1"/>
-          <w:highlight w:val="yellow"/>
-        </w:rPr>
-        <w:t>A. evaporasi</w:t>
-      </w:r>
-      <w:r>
-        <w:rPr>
-          <w:color w:val="000000" w:themeColor="text1"/>
-        </w:rPr>
-        <w:tab/>
-      </w:r>
-      <w:r>
-        <w:rPr>
-          <w:color w:val="000000" w:themeColor="text1"/>
-        </w:rPr>
-        <w:t>B. filtrasi</w:t>
-      </w:r>
-      <w:r>
-        <w:rPr>
-          <w:color w:val="000000" w:themeColor="text1"/>
-        </w:rPr>
-        <w:tab/>
-        <w:t xml:space="preserve">C. </w:t>
-      </w:r>
-      <w:r>
-        <w:rPr>
-          <w:color w:val="000000" w:themeColor="text1"/>
-        </w:rPr>
-        <w:t>sublimasi</w:t>
-      </w:r>
-      <w:r>
-        <w:rPr>
-          <w:color w:val="000000" w:themeColor="text1"/>
-        </w:rPr>
-        <w:tab/>
-        <w:t>D. kromatografi</w:t>
+          <w:lang w:val="en-US"/>
+        </w:rPr>
+      </w:pPr>
+      <w:proofErr w:type="gramStart"/>
+      <w:r>
+        <w:rPr>
+          <w:color w:val="000000" w:themeColor="text1"/>
+          <w:highlight w:val="cyan"/>
+          <w:lang w:val="en-US"/>
+        </w:rPr>
+        <w:t>Kromatografi :</w:t>
+      </w:r>
+      <w:proofErr w:type="gramEnd"/>
+      <w:r>
+        <w:rPr>
+          <w:color w:val="000000" w:themeColor="text1"/>
+          <w:highlight w:val="cyan"/>
+          <w:lang w:val="en-US"/>
+        </w:rPr>
+        <w:t xml:space="preserve"> Peresapan residu dari cairan pada kertas resap</w:t>
       </w:r>
     </w:p>
     <w:p>
@@ -3524,7 +3854,7 @@
           </mc:Choice>
           <mc:Fallback>
             <w:pict>
-              <v:group w14:anchorId="3F56BFF6" id="Group 21" o:spid="_x0000_s1026" style="position:absolute;margin-left:52.7pt;margin-top:4.7pt;width:389.25pt;height:45pt;z-index:251773952;mso-width-relative:margin;mso-height-relative:margin" coordsize="50985,6286" o:gfxdata="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">
+              <v:group w14:anchorId="18F939C3" id="Group 21" o:spid="_x0000_s1026" style="position:absolute;margin-left:52.7pt;margin-top:4.7pt;width:389.25pt;height:45pt;z-index:251773952;mso-width-relative:margin;mso-height-relative:margin" coordsize="50985,6286" o:gfxdata="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">
                 <v:shapetype id="_x0000_t75" coordsize="21600,21600" o:spt="75" o:preferrelative="t" path="m@4@5l@4@11@9@11@9@5xe" filled="f" stroked="f">
                   <v:stroke joinstyle="miter"/>
                   <v:formulas>
@@ -3713,6 +4043,135 @@
           <w:lang w:eastAsia="en-US"/>
         </w:rPr>
       </w:pPr>
+    </w:p>
+    <w:p>
+      <w:pPr>
+        <w:pStyle w:val="NormalWeb"/>
+        <w:shd w:val="clear" w:color="auto" w:fill="FFFFFF"/>
+        <w:spacing w:before="300" w:beforeAutospacing="0" w:after="300" w:afterAutospacing="0"/>
+        <w:ind w:left="426"/>
+        <w:textAlignment w:val="baseline"/>
+        <w:rPr>
+          <w:color w:val="000000" w:themeColor="text1"/>
+          <w:highlight w:val="cyan"/>
+          <w:lang w:val="en-US" w:eastAsia="en-US"/>
+        </w:rPr>
+      </w:pPr>
+      <w:bookmarkStart w:id="0" w:name="_GoBack"/>
+      <w:bookmarkEnd w:id="0"/>
+      <w:r>
+        <w:rPr>
+          <w:color w:val="000000" w:themeColor="text1"/>
+          <w:highlight w:val="cyan"/>
+          <w:lang w:val="en-US" w:eastAsia="en-US"/>
+        </w:rPr>
+        <w:t xml:space="preserve">Benda padat </w:t>
+      </w:r>
+      <w:proofErr w:type="gramStart"/>
+      <w:r>
+        <w:rPr>
+          <w:color w:val="000000" w:themeColor="text1"/>
+          <w:highlight w:val="cyan"/>
+          <w:lang w:val="en-US" w:eastAsia="en-US"/>
+        </w:rPr>
+        <w:t>1 :</w:t>
+      </w:r>
+      <w:proofErr w:type="gramEnd"/>
+      <w:r>
+        <w:rPr>
+          <w:color w:val="000000" w:themeColor="text1"/>
+          <w:highlight w:val="cyan"/>
+          <w:lang w:val="en-US" w:eastAsia="en-US"/>
+        </w:rPr>
+        <w:t xml:space="preserve"> Massa jenis </w:t>
+      </w:r>
+      <w:r>
+        <w:rPr>
+          <w:color w:val="000000" w:themeColor="text1"/>
+          <w:highlight w:val="cyan"/>
+          <w:lang w:val="en-US" w:eastAsia="en-US"/>
+        </w:rPr>
+        <w:t>2 / 2 = 1 (melayang karena sama dengan massa jenis air)</w:t>
+      </w:r>
+    </w:p>
+    <w:p>
+      <w:pPr>
+        <w:pStyle w:val="NormalWeb"/>
+        <w:shd w:val="clear" w:color="auto" w:fill="FFFFFF"/>
+        <w:spacing w:before="300" w:beforeAutospacing="0" w:after="300" w:afterAutospacing="0"/>
+        <w:ind w:left="426"/>
+        <w:textAlignment w:val="baseline"/>
+        <w:rPr>
+          <w:color w:val="000000" w:themeColor="text1"/>
+          <w:highlight w:val="cyan"/>
+          <w:lang w:val="en-US" w:eastAsia="en-US"/>
+        </w:rPr>
+      </w:pPr>
+      <w:r>
+        <w:rPr>
+          <w:color w:val="000000" w:themeColor="text1"/>
+          <w:highlight w:val="cyan"/>
+          <w:lang w:val="en-US" w:eastAsia="en-US"/>
+        </w:rPr>
+        <w:t xml:space="preserve">Benda padat </w:t>
+      </w:r>
+      <w:proofErr w:type="gramStart"/>
+      <w:r>
+        <w:rPr>
+          <w:color w:val="000000" w:themeColor="text1"/>
+          <w:highlight w:val="cyan"/>
+          <w:lang w:val="en-US" w:eastAsia="en-US"/>
+        </w:rPr>
+        <w:t>2 :</w:t>
+      </w:r>
+      <w:proofErr w:type="gramEnd"/>
+      <w:r>
+        <w:rPr>
+          <w:color w:val="000000" w:themeColor="text1"/>
+          <w:highlight w:val="cyan"/>
+          <w:lang w:val="en-US" w:eastAsia="en-US"/>
+        </w:rPr>
+        <w:t xml:space="preserve"> Massa jenis 2 / 5 &lt; 1 (terapung karena kurang daripada massa jenis air)</w:t>
+      </w:r>
+    </w:p>
+    <w:p>
+      <w:pPr>
+        <w:pStyle w:val="NormalWeb"/>
+        <w:shd w:val="clear" w:color="auto" w:fill="FFFFFF"/>
+        <w:spacing w:before="300" w:beforeAutospacing="0" w:after="300" w:afterAutospacing="0"/>
+        <w:ind w:left="426"/>
+        <w:textAlignment w:val="baseline"/>
+        <w:rPr>
+          <w:color w:val="000000" w:themeColor="text1"/>
+          <w:lang w:val="en-US" w:eastAsia="en-US"/>
+        </w:rPr>
+      </w:pPr>
+      <w:r>
+        <w:rPr>
+          <w:color w:val="000000" w:themeColor="text1"/>
+          <w:highlight w:val="cyan"/>
+          <w:lang w:val="en-US" w:eastAsia="en-US"/>
+        </w:rPr>
+        <w:t xml:space="preserve">Benda padat </w:t>
+      </w:r>
+      <w:proofErr w:type="gramStart"/>
+      <w:r>
+        <w:rPr>
+          <w:color w:val="000000" w:themeColor="text1"/>
+          <w:highlight w:val="cyan"/>
+          <w:lang w:val="en-US" w:eastAsia="en-US"/>
+        </w:rPr>
+        <w:t>3 :</w:t>
+      </w:r>
+      <w:proofErr w:type="gramEnd"/>
+      <w:r>
+        <w:rPr>
+          <w:color w:val="000000" w:themeColor="text1"/>
+          <w:highlight w:val="cyan"/>
+          <w:lang w:val="en-US" w:eastAsia="en-US"/>
+        </w:rPr>
+        <w:t xml:space="preserve"> Massa jenis 4 / 2 &gt; 1 (tenggelam karena lebih berat daripada massa jenis air)</w:t>
+      </w:r>
     </w:p>
     <w:p>
       <w:pPr>
@@ -4483,7 +4942,7 @@
           </mc:Choice>
           <mc:Fallback>
             <w:pict>
-              <v:group w14:anchorId="41333BA1" id="Group 8" o:spid="_x0000_s1026" style="position:absolute;margin-left:41.45pt;margin-top:49.9pt;width:440.25pt;height:53.25pt;z-index:-251551744;mso-width-relative:margin" coordorigin="-190" coordsize="55911,6762" o:gfxdata="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">
+              <v:group w14:anchorId="5ED2897A" id="Group 8" o:spid="_x0000_s1026" style="position:absolute;margin-left:41.45pt;margin-top:49.9pt;width:440.25pt;height:53.25pt;z-index:-251551744;mso-width-relative:margin" coordorigin="-190" coordsize="55911,6762" o:gfxdata="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">
                 <v:shape id="Picture 40" o:spid="_x0000_s1027" type="#_x0000_t75" alt="16-12" style="position:absolute;left:-190;top:95;width:12667;height:6667;visibility:visible;mso-wrap-style:square" o:gfxdata="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">
                   <v:imagedata r:id="rId29" o:title="16-12" croptop="4395f" cropbottom="47154f"/>
                 </v:shape>
@@ -4854,6 +5313,7 @@
         <w:rPr>
           <w:color w:val="000000" w:themeColor="text1"/>
         </w:rPr>
+        <w:lastRenderedPageBreak/>
         <w:t>(1) Bola basket menggelinding di lapangan basket</w:t>
       </w:r>
       <w:r>
@@ -5539,7 +5999,6 @@
         <w:rPr>
           <w:color w:val="000000" w:themeColor="text1"/>
         </w:rPr>
-        <w:lastRenderedPageBreak/>
         <w:t>A.</w:t>
       </w:r>
       <w:r>
@@ -7897,7 +8356,7 @@
           </mc:Choice>
           <mc:Fallback>
             <w:pict>
-              <v:group w14:anchorId="648FE47C" id="Group 44" o:spid="_x0000_s1026" style="position:absolute;margin-left:36.9pt;margin-top:16.1pt;width:437.45pt;height:65.9pt;z-index:-251506688;mso-width-relative:margin" coordorigin="345" coordsize="55554,8367" o:gfxdata="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">
+              <v:group w14:anchorId="5C1F2230" id="Group 44" o:spid="_x0000_s1026" style="position:absolute;margin-left:36.9pt;margin-top:16.1pt;width:437.45pt;height:65.9pt;z-index:-251506688;mso-width-relative:margin" coordorigin="345" coordsize="55554,8367" o:gfxdata="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">
                 <v:shape id="Picture 45" o:spid="_x0000_s1027" type="#_x0000_t75" style="position:absolute;left:345;top:603;width:12335;height:7764;visibility:visible;mso-wrap-style:square" o:gfxdata="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">
                   <v:imagedata r:id="rId40" o:title="" croptop="5859f" cropbottom="30265f" cropleft="3905f" cropright="42835f"/>
                 </v:shape>
@@ -8691,7 +9150,6 @@
           <w:szCs w:val="24"/>
           <w:highlight w:val="yellow"/>
         </w:rPr>
-        <w:lastRenderedPageBreak/>
         <w:t>2 A</w:t>
       </w:r>
     </w:p>
@@ -9785,7 +10243,7 @@
           </mc:Choice>
           <mc:Fallback>
             <w:pict>
-              <v:group w14:anchorId="4AB773A2" id="Group 36" o:spid="_x0000_s1026" style="position:absolute;margin-left:35.55pt;margin-top:15.55pt;width:177.95pt;height:115.45pt;z-index:-251525120;mso-width-relative:margin;mso-height-relative:margin" coordsize="29959,19596" o:gfxdata="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">
+              <v:group w14:anchorId="0FA1B47F" id="Group 36" o:spid="_x0000_s1026" style="position:absolute;margin-left:35.55pt;margin-top:15.55pt;width:177.95pt;height:115.45pt;z-index:-251525120;mso-width-relative:margin;mso-height-relative:margin" coordsize="29959,19596" o:gfxdata="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">
                 <v:shape id="Picture 37" o:spid="_x0000_s1027" type="#_x0000_t75" style="position:absolute;width:29959;height:19596;visibility:visible;mso-wrap-style:square" o:gfxdata="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">
                   <v:imagedata r:id="rId47" o:title=""/>
                 </v:shape>
@@ -10506,6 +10964,7 @@
           <w:szCs w:val="24"/>
           <w:shd w:val="clear" w:color="auto" w:fill="FFFFFF"/>
         </w:rPr>
+        <w:lastRenderedPageBreak/>
         <w:t>M</w:t>
       </w:r>
       <w:r>
@@ -10989,7 +11448,6 @@
           <w:szCs w:val="24"/>
           <w:highlight w:val="yellow"/>
         </w:rPr>
-        <w:lastRenderedPageBreak/>
         <w:t>memperbaiki instalasi pembuangan limbah/ cerobong asap</w:t>
       </w:r>
     </w:p>
@@ -13355,6 +13813,7 @@
                 <w:color w:val="000000" w:themeColor="text1"/>
                 <w:szCs w:val="24"/>
               </w:rPr>
+              <w:lastRenderedPageBreak/>
               <w:t>3</w:t>
             </w:r>
           </w:p>
@@ -13931,7 +14390,6 @@
           <w:sz w:val="24"/>
           <w:szCs w:val="24"/>
         </w:rPr>
-        <w:lastRenderedPageBreak/>
         <w:t>v</w:t>
       </w:r>
       <w:r>
@@ -14979,6 +15437,7 @@
           <w:sz w:val="24"/>
           <w:szCs w:val="24"/>
         </w:rPr>
+        <w:lastRenderedPageBreak/>
         <w:t>39.</w:t>
       </w:r>
       <w:r>
@@ -16230,7 +16689,6 @@
           <w:sz w:val="24"/>
           <w:szCs w:val="24"/>
         </w:rPr>
-        <w:lastRenderedPageBreak/>
         <w:t xml:space="preserve">40. </w:t>
       </w:r>
       <w:r>
@@ -20516,7 +20974,7 @@
 </file>
 
 <file path=customXml/itemProps1.xml><?xml version="1.0" encoding="utf-8"?>
-<ds:datastoreItem xmlns:ds="http://schemas.openxmlformats.org/officeDocument/2006/customXml" ds:itemID="{D0658E3A-6A30-46C2-A0BE-1891C57030A8}">
+<ds:datastoreItem xmlns:ds="http://schemas.openxmlformats.org/officeDocument/2006/customXml" ds:itemID="{BC3FB28A-7577-42D8-BC33-804AD50F138F}">
   <ds:schemaRefs>
     <ds:schemaRef ds:uri="http://schemas.openxmlformats.org/officeDocument/2006/bibliography"/>
   </ds:schemaRefs>

--- a/yang-diujikan/ipa - pembahasan.docx
+++ b/yang-diujikan/ipa - pembahasan.docx
@@ -3854,7 +3854,7 @@
           </mc:Choice>
           <mc:Fallback>
             <w:pict>
-              <v:group w14:anchorId="18F939C3" id="Group 21" o:spid="_x0000_s1026" style="position:absolute;margin-left:52.7pt;margin-top:4.7pt;width:389.25pt;height:45pt;z-index:251773952;mso-width-relative:margin;mso-height-relative:margin" coordsize="50985,6286" o:gfxdata="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">
+              <v:group w14:anchorId="0E355E37" id="Group 21" o:spid="_x0000_s1026" style="position:absolute;margin-left:52.7pt;margin-top:4.7pt;width:389.25pt;height:45pt;z-index:251773952;mso-width-relative:margin;mso-height-relative:margin" coordsize="50985,6286" o:gfxdata="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">
                 <v:shapetype id="_x0000_t75" coordsize="21600,21600" o:spt="75" o:preferrelative="t" path="m@4@5l@4@11@9@11@9@5xe" filled="f" stroked="f">
                   <v:stroke joinstyle="miter"/>
                   <v:formulas>
@@ -4057,8 +4057,6 @@
           <w:lang w:val="en-US" w:eastAsia="en-US"/>
         </w:rPr>
       </w:pPr>
-      <w:bookmarkStart w:id="0" w:name="_GoBack"/>
-      <w:bookmarkEnd w:id="0"/>
       <w:r>
         <w:rPr>
           <w:color w:val="000000" w:themeColor="text1"/>
@@ -4440,6 +4438,35 @@
     <w:p>
       <w:pPr>
         <w:shd w:val="clear" w:color="auto" w:fill="FFFFFF"/>
+        <w:tabs>
+          <w:tab w:val="left" w:pos="426"/>
+          <w:tab w:val="left" w:pos="4575"/>
+        </w:tabs>
+        <w:spacing w:after="0" w:line="240" w:lineRule="auto"/>
+        <w:textAlignment w:val="baseline"/>
+        <w:rPr>
+          <w:rFonts w:ascii="Times New Roman" w:eastAsia="Times New Roman" w:hAnsi="Times New Roman" w:cs="Times New Roman"/>
+          <w:color w:val="000000" w:themeColor="text1"/>
+          <w:sz w:val="24"/>
+          <w:szCs w:val="24"/>
+          <w:lang w:val="en-US"/>
+        </w:rPr>
+      </w:pPr>
+      <w:r>
+        <w:rPr>
+          <w:rFonts w:ascii="Times New Roman" w:eastAsia="Times New Roman" w:hAnsi="Times New Roman" w:cs="Times New Roman"/>
+          <w:color w:val="000000" w:themeColor="text1"/>
+          <w:sz w:val="24"/>
+          <w:szCs w:val="24"/>
+          <w:highlight w:val="cyan"/>
+          <w:lang w:val="en-US"/>
+        </w:rPr>
+        <w:t>Senyawa itu terbagi menjadi dua: senyawa asam dan senyawa basa. Senyawa asam itu ketika dites dengan kertas lakmus merah maka kertas lakmusnya tetap berwarna merah dan jika dites dengan kertas lakmus biru, maka kertas lakmusnya menjadi merah. Sedangkan pada senyawa basa, ketika dites dengan kertas lakmus merah, kertas lakmusnya menjadi biru dan jika dites dengan kertas lakmus biru, warna kertas lakmusnya tetap berwarna biru. Nah, garam itu kan senyawanya adalah NaCl yang merupakan gabungan dari ion Na- dan Cl+. Na berasal dari NaOH yang berarti adalah senyawa basa. Dan Cl berasal dari HCl yang berarti adalah senyawa asam</w:t>
+      </w:r>
+    </w:p>
+    <w:p>
+      <w:pPr>
+        <w:shd w:val="clear" w:color="auto" w:fill="FFFFFF"/>
         <w:spacing w:before="120" w:after="0" w:line="240" w:lineRule="auto"/>
         <w:ind w:left="426" w:hanging="426"/>
         <w:textAlignment w:val="baseline"/>
@@ -4719,18 +4746,187 @@
           <w:color w:val="000000" w:themeColor="text1"/>
           <w:sz w:val="24"/>
           <w:szCs w:val="24"/>
+        </w:rPr>
+      </w:pPr>
+      <w:r>
+        <w:rPr>
+          <w:rFonts w:ascii="Times New Roman" w:eastAsia="Times New Roman" w:hAnsi="Times New Roman" w:cs="Times New Roman"/>
+          <w:color w:val="000000" w:themeColor="text1"/>
+          <w:sz w:val="24"/>
+          <w:szCs w:val="24"/>
+          <w:highlight w:val="yellow"/>
+        </w:rPr>
+        <w:t>D. 346.500 J</w:t>
+      </w:r>
+    </w:p>
+    <w:p>
+      <w:pPr>
+        <w:shd w:val="clear" w:color="auto" w:fill="FFFFFF"/>
+        <w:spacing w:after="0" w:line="240" w:lineRule="auto"/>
+        <w:ind w:left="4820" w:hanging="283"/>
+        <w:textAlignment w:val="baseline"/>
+        <w:rPr>
+          <w:rFonts w:ascii="Times New Roman" w:eastAsia="Times New Roman" w:hAnsi="Times New Roman" w:cs="Times New Roman"/>
+          <w:color w:val="000000" w:themeColor="text1"/>
+          <w:sz w:val="24"/>
+          <w:szCs w:val="24"/>
           <w:lang w:val="en-US"/>
         </w:rPr>
       </w:pPr>
-      <w:r>
-        <w:rPr>
-          <w:rFonts w:ascii="Times New Roman" w:eastAsia="Times New Roman" w:hAnsi="Times New Roman" w:cs="Times New Roman"/>
-          <w:color w:val="000000" w:themeColor="text1"/>
-          <w:sz w:val="24"/>
-          <w:szCs w:val="24"/>
-          <w:highlight w:val="yellow"/>
-        </w:rPr>
-        <w:t>D. 346.500 J</w:t>
+    </w:p>
+    <w:p>
+      <w:pPr>
+        <w:shd w:val="clear" w:color="auto" w:fill="FFFFFF"/>
+        <w:spacing w:before="200" w:after="0" w:line="240" w:lineRule="auto"/>
+        <w:ind w:left="425" w:hanging="425"/>
+        <w:jc w:val="both"/>
+        <w:rPr>
+          <w:rFonts w:ascii="Times New Roman" w:hAnsi="Times New Roman" w:cs="Times New Roman"/>
+          <w:color w:val="000000" w:themeColor="text1"/>
+          <w:sz w:val="24"/>
+          <w:szCs w:val="24"/>
+          <w:lang w:val="en-US"/>
+        </w:rPr>
+      </w:pPr>
+      <w:r>
+        <w:rPr>
+          <w:rFonts w:ascii="Times New Roman" w:hAnsi="Times New Roman" w:cs="Times New Roman"/>
+          <w:color w:val="000000" w:themeColor="text1"/>
+          <w:sz w:val="24"/>
+          <w:szCs w:val="24"/>
+        </w:rPr>
+        <w:lastRenderedPageBreak/>
+        <w:drawing>
+          <wp:inline distT="0" distB="0" distL="0" distR="0" wp14:anchorId="76BE3B67" wp14:editId="25E9EEB7">
+            <wp:extent cx="3663950" cy="2152414"/>
+            <wp:effectExtent l="0" t="0" r="0" b="635"/>
+            <wp:docPr id="20" name="Picture 20"/>
+            <wp:cNvGraphicFramePr>
+              <a:graphicFrameLocks xmlns:a="http://schemas.openxmlformats.org/drawingml/2006/main" noChangeAspect="1"/>
+            </wp:cNvGraphicFramePr>
+            <a:graphic xmlns:a="http://schemas.openxmlformats.org/drawingml/2006/main">
+              <a:graphicData uri="http://schemas.openxmlformats.org/drawingml/2006/picture">
+                <pic:pic xmlns:pic="http://schemas.openxmlformats.org/drawingml/2006/picture">
+                  <pic:nvPicPr>
+                    <pic:cNvPr id="1" name=""/>
+                    <pic:cNvPicPr/>
+                  </pic:nvPicPr>
+                  <pic:blipFill>
+                    <a:blip r:embed="rId28"/>
+                    <a:stretch>
+                      <a:fillRect/>
+                    </a:stretch>
+                  </pic:blipFill>
+                  <pic:spPr>
+                    <a:xfrm>
+                      <a:off x="0" y="0"/>
+                      <a:ext cx="3670202" cy="2156087"/>
+                    </a:xfrm>
+                    <a:prstGeom prst="rect">
+                      <a:avLst/>
+                    </a:prstGeom>
+                  </pic:spPr>
+                </pic:pic>
+              </a:graphicData>
+            </a:graphic>
+          </wp:inline>
+        </w:drawing>
+      </w:r>
+      <w:r>
+        <w:rPr>
+          <w:noProof/>
+        </w:rPr>
+        <w:t xml:space="preserve"> </w:t>
+      </w:r>
+      <w:r>
+        <w:rPr>
+          <w:rFonts w:ascii="Times New Roman" w:hAnsi="Times New Roman" w:cs="Times New Roman"/>
+          <w:color w:val="000000" w:themeColor="text1"/>
+          <w:sz w:val="24"/>
+          <w:szCs w:val="24"/>
+          <w:lang w:val="en-US"/>
+        </w:rPr>
+        <w:drawing>
+          <wp:inline distT="0" distB="0" distL="0" distR="0" wp14:anchorId="084E040C" wp14:editId="77FD7CF0">
+            <wp:extent cx="3771900" cy="3389351"/>
+            <wp:effectExtent l="0" t="0" r="0" b="1905"/>
+            <wp:docPr id="50" name="Picture 50"/>
+            <wp:cNvGraphicFramePr>
+              <a:graphicFrameLocks xmlns:a="http://schemas.openxmlformats.org/drawingml/2006/main" noChangeAspect="1"/>
+            </wp:cNvGraphicFramePr>
+            <a:graphic xmlns:a="http://schemas.openxmlformats.org/drawingml/2006/main">
+              <a:graphicData uri="http://schemas.openxmlformats.org/drawingml/2006/picture">
+                <pic:pic xmlns:pic="http://schemas.openxmlformats.org/drawingml/2006/picture">
+                  <pic:nvPicPr>
+                    <pic:cNvPr id="1" name=""/>
+                    <pic:cNvPicPr/>
+                  </pic:nvPicPr>
+                  <pic:blipFill>
+                    <a:blip r:embed="rId29"/>
+                    <a:stretch>
+                      <a:fillRect/>
+                    </a:stretch>
+                  </pic:blipFill>
+                  <pic:spPr>
+                    <a:xfrm>
+                      <a:off x="0" y="0"/>
+                      <a:ext cx="3773329" cy="3390635"/>
+                    </a:xfrm>
+                    <a:prstGeom prst="rect">
+                      <a:avLst/>
+                    </a:prstGeom>
+                  </pic:spPr>
+                </pic:pic>
+              </a:graphicData>
+            </a:graphic>
+          </wp:inline>
+        </w:drawing>
+      </w:r>
+      <w:r>
+        <w:rPr>
+          <w:noProof/>
+        </w:rPr>
+        <w:t xml:space="preserve"> </w:t>
+      </w:r>
+      <w:r>
+        <w:rPr>
+          <w:noProof/>
+        </w:rPr>
+        <w:drawing>
+          <wp:inline distT="0" distB="0" distL="0" distR="0" wp14:anchorId="6A56BFC4" wp14:editId="2F184728">
+            <wp:extent cx="3829050" cy="1943387"/>
+            <wp:effectExtent l="0" t="0" r="0" b="0"/>
+            <wp:docPr id="51" name="Picture 51"/>
+            <wp:cNvGraphicFramePr>
+              <a:graphicFrameLocks xmlns:a="http://schemas.openxmlformats.org/drawingml/2006/main" noChangeAspect="1"/>
+            </wp:cNvGraphicFramePr>
+            <a:graphic xmlns:a="http://schemas.openxmlformats.org/drawingml/2006/main">
+              <a:graphicData uri="http://schemas.openxmlformats.org/drawingml/2006/picture">
+                <pic:pic xmlns:pic="http://schemas.openxmlformats.org/drawingml/2006/picture">
+                  <pic:nvPicPr>
+                    <pic:cNvPr id="1" name=""/>
+                    <pic:cNvPicPr/>
+                  </pic:nvPicPr>
+                  <pic:blipFill>
+                    <a:blip r:embed="rId30"/>
+                    <a:stretch>
+                      <a:fillRect/>
+                    </a:stretch>
+                  </pic:blipFill>
+                  <pic:spPr>
+                    <a:xfrm>
+                      <a:off x="0" y="0"/>
+                      <a:ext cx="3831795" cy="1944780"/>
+                    </a:xfrm>
+                    <a:prstGeom prst="rect">
+                      <a:avLst/>
+                    </a:prstGeom>
+                  </pic:spPr>
+                </pic:pic>
+              </a:graphicData>
+            </a:graphic>
+          </wp:inline>
+        </w:drawing>
       </w:r>
     </w:p>
     <w:p>
@@ -4791,7 +4987,7 @@
                           </pic:cNvPicPr>
                         </pic:nvPicPr>
                         <pic:blipFill rotWithShape="1">
-                          <a:blip r:embed="rId28">
+                          <a:blip r:embed="rId31">
                             <a:extLst>
                               <a:ext uri="{28A0092B-C50C-407E-A947-70E740481C1C}">
                                 <a14:useLocalDpi xmlns:a14="http://schemas.microsoft.com/office/drawing/2010/main" val="0"/>
@@ -4828,7 +5024,7 @@
                           </pic:cNvPicPr>
                         </pic:nvPicPr>
                         <pic:blipFill rotWithShape="1">
-                          <a:blip r:embed="rId28">
+                          <a:blip r:embed="rId31">
                             <a:extLst>
                               <a:ext uri="{28A0092B-C50C-407E-A947-70E740481C1C}">
                                 <a14:useLocalDpi xmlns:a14="http://schemas.microsoft.com/office/drawing/2010/main" val="0"/>
@@ -4865,7 +5061,7 @@
                           </pic:cNvPicPr>
                         </pic:nvPicPr>
                         <pic:blipFill rotWithShape="1">
-                          <a:blip r:embed="rId28">
+                          <a:blip r:embed="rId31">
                             <a:extLst>
                               <a:ext uri="{28A0092B-C50C-407E-A947-70E740481C1C}">
                                 <a14:useLocalDpi xmlns:a14="http://schemas.microsoft.com/office/drawing/2010/main" val="0"/>
@@ -4902,7 +5098,7 @@
                           </pic:cNvPicPr>
                         </pic:nvPicPr>
                         <pic:blipFill rotWithShape="1">
-                          <a:blip r:embed="rId28">
+                          <a:blip r:embed="rId31">
                             <a:extLst>
                               <a:ext uri="{28A0092B-C50C-407E-A947-70E740481C1C}">
                                 <a14:useLocalDpi xmlns:a14="http://schemas.microsoft.com/office/drawing/2010/main" val="0"/>
@@ -4942,18 +5138,18 @@
           </mc:Choice>
           <mc:Fallback>
             <w:pict>
-              <v:group w14:anchorId="5ED2897A" id="Group 8" o:spid="_x0000_s1026" style="position:absolute;margin-left:41.45pt;margin-top:49.9pt;width:440.25pt;height:53.25pt;z-index:-251551744;mso-width-relative:margin" coordorigin="-190" coordsize="55911,6762" o:gfxdata="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